--- a/report/lab8/report/report/report.docx
+++ b/report/lab8/report/report/report.docx
@@ -25,7 +25,7 @@
         <w:t xml:space="preserve"> </w:t>
       </w:r>
       <w:r>
-        <w:t xml:space="preserve">5.</w:t>
+        <w:t xml:space="preserve">8.</w:t>
       </w:r>
     </w:p>
     <w:p>
@@ -33,25 +33,13 @@
         <w:pStyle w:val="Subtitle"/>
       </w:pPr>
       <w:r>
-        <w:t xml:space="preserve">Расширенная</w:t>
+        <w:t xml:space="preserve">Настройка</w:t>
       </w:r>
       <w:r>
         <w:t xml:space="preserve"> </w:t>
       </w:r>
       <w:r>
-        <w:t xml:space="preserve">настройка</w:t>
-      </w:r>
-      <w:r>
-        <w:t xml:space="preserve"> </w:t>
-      </w:r>
-      <w:r>
-        <w:t xml:space="preserve">HTTP-сервера</w:t>
-      </w:r>
-      <w:r>
-        <w:t xml:space="preserve"> </w:t>
-      </w:r>
-      <w:r>
-        <w:t xml:space="preserve">Apache</w:t>
+        <w:t xml:space="preserve">SMTP-сервера</w:t>
       </w:r>
     </w:p>
     <w:p>
@@ -123,11 +111,11 @@
         <w:pStyle w:val="FirstParagraph"/>
       </w:pPr>
       <w:r>
-        <w:t xml:space="preserve">Приобретение практических навыков по расширенному конфигурированию HTTP-сервера Apache в части безопасности и возможности использования PHP.</w:t>
+        <w:t xml:space="preserve">Приобретение практических навыков по установке и конфигурированию SMTP-сервера.</w:t>
       </w:r>
     </w:p>
     <w:bookmarkEnd w:id="20"/>
-    <w:bookmarkStart w:id="82" w:name="задание"/>
+    <w:bookmarkStart w:id="165" w:name="задание"/>
     <w:p>
       <w:pPr>
         <w:pStyle w:val="Heading1"/>
@@ -154,7 +142,7 @@
         <w:pStyle w:val="Compact"/>
       </w:pPr>
       <w:r>
-        <w:t xml:space="preserve">Сгенерируйте криптографический ключ и самоподписанный сертификат безопасности для возможности перехода веб-сервера от работы через протокол HTTP к работе через протокол HTTPS</w:t>
+        <w:t xml:space="preserve">Установите на виртуальной машине server SMTP-сервер postfix.</w:t>
       </w:r>
     </w:p>
     <w:p>
@@ -166,7 +154,7 @@
         <w:pStyle w:val="Compact"/>
       </w:pPr>
       <w:r>
-        <w:t xml:space="preserve">Настройте веб-сервер для работы с PHP</w:t>
+        <w:t xml:space="preserve">Сделайте первоначальную настройку postfix при помощи утилиты postconf, задав отправку писем не на локальный хост, а на сервер в домене.</w:t>
       </w:r>
     </w:p>
     <w:p>
@@ -178,10 +166,34 @@
         <w:pStyle w:val="Compact"/>
       </w:pPr>
       <w:r>
-        <w:t xml:space="preserve">Напишите (или скорректируйте) скрипт для Vagrant, фиксирующий действия по расширенной настройке HTTP-сервера во внутреннем окружении виртуальной машины server</w:t>
-      </w:r>
-    </w:p>
-    <w:bookmarkStart w:id="81" w:name="последовательность-выполнения-работы"/>
+        <w:t xml:space="preserve">Проверьте отправку почты с сервера и клиента.</w:t>
+      </w:r>
+    </w:p>
+    <w:p>
+      <w:pPr>
+        <w:numPr>
+          <w:ilvl w:val="0"/>
+          <w:numId w:val="1001"/>
+        </w:numPr>
+        <w:pStyle w:val="Compact"/>
+      </w:pPr>
+      <w:r>
+        <w:t xml:space="preserve">Сконфигурируйте Postfix для работы в домене. Проверьте отправку почты с сервера и клиента.</w:t>
+      </w:r>
+    </w:p>
+    <w:p>
+      <w:pPr>
+        <w:numPr>
+          <w:ilvl w:val="0"/>
+          <w:numId w:val="1001"/>
+        </w:numPr>
+        <w:pStyle w:val="Compact"/>
+      </w:pPr>
+      <w:r>
+        <w:t xml:space="preserve">Напишите скрипт для Vagrant, фиксирующий действия по установке и настройке Postfix во внутреннем окружении виртуальной машины server. Соответствующим образом внесите изменения в Vagrantfile.</w:t>
+      </w:r>
+    </w:p>
+    <w:bookmarkStart w:id="164" w:name="последовательность-выполнения-работы"/>
     <w:p>
       <w:pPr>
         <w:pStyle w:val="Heading2"/>
@@ -199,7 +211,7 @@
         <w:t xml:space="preserve">Последовательность выполнения работы</w:t>
       </w:r>
     </w:p>
-    <w:bookmarkStart w:id="54" w:name="X14b806e36eee771cf63a7ed738c451d8f764bd2"/>
+    <w:bookmarkStart w:id="39" w:name="установка-postfix"/>
     <w:p>
       <w:pPr>
         <w:pStyle w:val="Heading3"/>
@@ -214,7 +226,7 @@
         <w:tab/>
       </w:r>
       <w:r>
-        <w:t xml:space="preserve">Конфигурирование HTTP-сервера для работы через протокол HTTPS</w:t>
+        <w:t xml:space="preserve">Установка Postfix</w:t>
       </w:r>
     </w:p>
     <w:p>
@@ -223,20 +235,10 @@
           <w:ilvl w:val="0"/>
           <w:numId w:val="1002"/>
         </w:numPr>
-      </w:pPr>
-      <w:r>
-        <w:t xml:space="preserve">Загрузите вашу операционную систему и перейдите в рабочий каталог с проектом.</w:t>
-      </w:r>
-    </w:p>
-    <w:p>
-      <w:pPr>
-        <w:numPr>
-          <w:ilvl w:val="0"/>
-          <w:numId w:val="1002"/>
-        </w:numPr>
-      </w:pPr>
-      <w:r>
-        <w:t xml:space="preserve">Запустите виртуальную машину server:(рис. 1)</w:t>
+        <w:pStyle w:val="Compact"/>
+      </w:pPr>
+      <w:r>
+        <w:t xml:space="preserve">На виртуальной машине server войдите под вашим пользователем и откройте терминал. Перейдите в режим суперпользователя:(рис. 1)</w:t>
       </w:r>
     </w:p>
     <w:p>
@@ -246,9 +248,9 @@
       <w:r>
         <w:drawing>
           <wp:inline>
-            <wp:extent cx="4800600" cy="411010"/>
+            <wp:extent cx="4032985" cy="1001027"/>
             <wp:effectExtent b="0" l="0" r="0" t="0"/>
-            <wp:docPr descr="Запускаем вертуальную машину" title="" id="22" name="Picture"/>
+            <wp:docPr descr="Переходим в режим суперпользователя" title="" id="22" name="Picture"/>
             <a:graphic>
               <a:graphicData uri="http://schemas.openxmlformats.org/drawingml/2006/picture">
                 <pic:pic>
@@ -267,7 +269,7 @@
                   <pic:spPr bwMode="auto">
                     <a:xfrm>
                       <a:off x="0" y="0"/>
-                      <a:ext cx="4800600" cy="411010"/>
+                      <a:ext cx="4032985" cy="1001027"/>
                     </a:xfrm>
                     <a:prstGeom prst="rect">
                       <a:avLst/>
@@ -291,7 +293,7 @@
         <w:pStyle w:val="ImageCaption"/>
       </w:pPr>
       <w:r>
-        <w:t xml:space="preserve">Рис. 1: Запускаем вертуальную машину</w:t>
+        <w:t xml:space="preserve">Рис. 1: Переходим в режим суперпользователя</w:t>
       </w:r>
     </w:p>
     <w:p>
@@ -303,7 +305,7 @@
         <w:pStyle w:val="Compact"/>
       </w:pPr>
       <w:r>
-        <w:t xml:space="preserve">На виртуальной машине server войдите под вашим пользователем и откройте терминал. Перейдите в режим суперпользователя:(рис. 2)</w:t>
+        <w:t xml:space="preserve">Установите необходимые для работы пакеты:(рис. 2),(рис. 3)</w:t>
       </w:r>
     </w:p>
     <w:p>
@@ -313,9 +315,9 @@
       <w:r>
         <w:drawing>
           <wp:inline>
-            <wp:extent cx="4800600" cy="1283179"/>
+            <wp:extent cx="4800600" cy="400461"/>
             <wp:effectExtent b="0" l="0" r="0" t="0"/>
-            <wp:docPr descr="Переходим в режим суперпользователя" title="" id="25" name="Picture"/>
+            <wp:docPr descr="Устанавливаем postfix" title="" id="25" name="Picture"/>
             <a:graphic>
               <a:graphicData uri="http://schemas.openxmlformats.org/drawingml/2006/picture">
                 <pic:pic>
@@ -334,7 +336,7 @@
                   <pic:spPr bwMode="auto">
                     <a:xfrm>
                       <a:off x="0" y="0"/>
-                      <a:ext cx="4800600" cy="1283179"/>
+                      <a:ext cx="4800600" cy="400461"/>
                     </a:xfrm>
                     <a:prstGeom prst="rect">
                       <a:avLst/>
@@ -358,19 +360,7 @@
         <w:pStyle w:val="ImageCaption"/>
       </w:pPr>
       <w:r>
-        <w:t xml:space="preserve">Рис. 2: Переходим в режим суперпользователя</w:t>
-      </w:r>
-    </w:p>
-    <w:p>
-      <w:pPr>
-        <w:numPr>
-          <w:ilvl w:val="0"/>
-          <w:numId w:val="1004"/>
-        </w:numPr>
-        <w:pStyle w:val="Compact"/>
-      </w:pPr>
-      <w:r>
-        <w:t xml:space="preserve">В каталоге /etc/ssl создайте каталог private:(рис. 3)</w:t>
+        <w:t xml:space="preserve">Рис. 2: Устанавливаем postfix</w:t>
       </w:r>
     </w:p>
     <w:p>
@@ -380,9 +370,9 @@
       <w:r>
         <w:drawing>
           <wp:inline>
-            <wp:extent cx="4800600" cy="684007"/>
+            <wp:extent cx="4800600" cy="1650949"/>
             <wp:effectExtent b="0" l="0" r="0" t="0"/>
-            <wp:docPr descr="Создаем каталог и переходим в него" title="" id="28" name="Picture"/>
+            <wp:docPr descr="Устанавливаем s-nail" title="" id="28" name="Picture"/>
             <a:graphic>
               <a:graphicData uri="http://schemas.openxmlformats.org/drawingml/2006/picture">
                 <pic:pic>
@@ -401,7 +391,7 @@
                   <pic:spPr bwMode="auto">
                     <a:xfrm>
                       <a:off x="0" y="0"/>
-                      <a:ext cx="4800600" cy="684007"/>
+                      <a:ext cx="4800600" cy="1650949"/>
                     </a:xfrm>
                     <a:prstGeom prst="rect">
                       <a:avLst/>
@@ -425,15 +415,19 @@
         <w:pStyle w:val="ImageCaption"/>
       </w:pPr>
       <w:r>
-        <w:t xml:space="preserve">Рис. 3: Создаем каталог и переходим в него</w:t>
-      </w:r>
-    </w:p>
-    <w:p>
-      <w:pPr>
-        <w:pStyle w:val="BodyText"/>
-      </w:pPr>
-      <w:r>
-        <w:t xml:space="preserve">Сгенерируйте ключ и сертификат, используя следующую команду:(рис. 4)</w:t>
+        <w:t xml:space="preserve">Рис. 3: Устанавливаем s-nail</w:t>
+      </w:r>
+    </w:p>
+    <w:p>
+      <w:pPr>
+        <w:numPr>
+          <w:ilvl w:val="0"/>
+          <w:numId w:val="1004"/>
+        </w:numPr>
+        <w:pStyle w:val="Compact"/>
+      </w:pPr>
+      <w:r>
+        <w:t xml:space="preserve">Сконфигурируйте межсетевой экран, разрешив работать службе протокола SMTP:(рис. 4)</w:t>
       </w:r>
     </w:p>
     <w:p>
@@ -443,9 +437,9 @@
       <w:r>
         <w:drawing>
           <wp:inline>
-            <wp:extent cx="4800600" cy="385762"/>
+            <wp:extent cx="4800600" cy="1101969"/>
             <wp:effectExtent b="0" l="0" r="0" t="0"/>
-            <wp:docPr descr="Код для генерации ключа сертификата" title="" id="31" name="Picture"/>
+            <wp:docPr descr="Сконфигурируем межсетевой экран" title="" id="31" name="Picture"/>
             <a:graphic>
               <a:graphicData uri="http://schemas.openxmlformats.org/drawingml/2006/picture">
                 <pic:pic>
@@ -464,7 +458,7 @@
                   <pic:spPr bwMode="auto">
                     <a:xfrm>
                       <a:off x="0" y="0"/>
-                      <a:ext cx="4800600" cy="385762"/>
+                      <a:ext cx="4800600" cy="1101969"/>
                     </a:xfrm>
                     <a:prstGeom prst="rect">
                       <a:avLst/>
@@ -488,15 +482,7 @@
         <w:pStyle w:val="ImageCaption"/>
       </w:pPr>
       <w:r>
-        <w:t xml:space="preserve">Рис. 4: Код для генерации ключа сертификата</w:t>
-      </w:r>
-    </w:p>
-    <w:p>
-      <w:pPr>
-        <w:pStyle w:val="BodyText"/>
-      </w:pPr>
-      <w:r>
-        <w:t xml:space="preserve">В этой строке:</w:t>
+        <w:t xml:space="preserve">Рис. 4: Сконфигурируем межсетевой экран</w:t>
       </w:r>
     </w:p>
     <w:p>
@@ -505,145 +491,10 @@
           <w:ilvl w:val="0"/>
           <w:numId w:val="1005"/>
         </w:numPr>
-      </w:pPr>
-      <w:r>
-        <w:t xml:space="preserve">req -x509 означает, что используется запрос подписи сертификата x509 (CSR);</w:t>
-      </w:r>
-    </w:p>
-    <w:p>
-      <w:pPr>
-        <w:numPr>
-          <w:ilvl w:val="0"/>
-          <w:numId w:val="1005"/>
-        </w:numPr>
-      </w:pPr>
-      <w:r>
-        <w:t xml:space="preserve">параметр -nodes указывает OpenSSL, что нужно пропустить шифрование сертификата SSL с использованием парольной фразы, т.е. позволить Apache читать файл без какого-либо вмешательства пользователя (без ввода пароля при попытке доступа к странице, в частности);</w:t>
-      </w:r>
-    </w:p>
-    <w:p>
-      <w:pPr>
-        <w:numPr>
-          <w:ilvl w:val="0"/>
-          <w:numId w:val="1005"/>
-        </w:numPr>
-      </w:pPr>
-      <w:r>
-        <w:t xml:space="preserve">параметр -newkey rsa: 2048 указывает, что одновременно создаются новый ключ и новый сертификат, причём используется 2048-битный ключ RSA;</w:t>
-      </w:r>
-    </w:p>
-    <w:p>
-      <w:pPr>
-        <w:numPr>
-          <w:ilvl w:val="0"/>
-          <w:numId w:val="1005"/>
-        </w:numPr>
-      </w:pPr>
-      <w:r>
-        <w:t xml:space="preserve">параметр -keyout указывает, где хранить сгенерированный файл закрытого ключа при создании;</w:t>
-      </w:r>
-    </w:p>
-    <w:p>
-      <w:pPr>
-        <w:numPr>
-          <w:ilvl w:val="0"/>
-          <w:numId w:val="1005"/>
-        </w:numPr>
-      </w:pPr>
-      <w:r>
-        <w:t xml:space="preserve">параметр -out указывает, где разместить созданный сертификат SSL.</w:t>
-      </w:r>
-    </w:p>
-    <w:p>
-      <w:pPr>
-        <w:pStyle w:val="FirstParagraph"/>
-      </w:pPr>
-      <w:r>
-        <w:t xml:space="preserve">Далее требуется заполнить сертификат:</w:t>
-      </w:r>
-    </w:p>
-    <w:p>
-      <w:pPr>
-        <w:numPr>
-          <w:ilvl w:val="0"/>
-          <w:numId w:val="1006"/>
-        </w:numPr>
         <w:pStyle w:val="Compact"/>
       </w:pPr>
       <w:r>
-        <w:t xml:space="preserve">в строке кода страны укажите RU;</w:t>
-      </w:r>
-    </w:p>
-    <w:p>
-      <w:pPr>
-        <w:numPr>
-          <w:ilvl w:val="0"/>
-          <w:numId w:val="1006"/>
-        </w:numPr>
-        <w:pStyle w:val="Compact"/>
-      </w:pPr>
-      <w:r>
-        <w:t xml:space="preserve">в строке названия страны укажите Russia;</w:t>
-      </w:r>
-    </w:p>
-    <w:p>
-      <w:pPr>
-        <w:numPr>
-          <w:ilvl w:val="0"/>
-          <w:numId w:val="1006"/>
-        </w:numPr>
-        <w:pStyle w:val="Compact"/>
-      </w:pPr>
-      <w:r>
-        <w:t xml:space="preserve">в строке названия города укажите Moscow;</w:t>
-      </w:r>
-    </w:p>
-    <w:p>
-      <w:pPr>
-        <w:numPr>
-          <w:ilvl w:val="0"/>
-          <w:numId w:val="1006"/>
-        </w:numPr>
-        <w:pStyle w:val="Compact"/>
-      </w:pPr>
-      <w:r>
-        <w:t xml:space="preserve">в строке названия организации укажите свой логин;</w:t>
-      </w:r>
-    </w:p>
-    <w:p>
-      <w:pPr>
-        <w:numPr>
-          <w:ilvl w:val="0"/>
-          <w:numId w:val="1006"/>
-        </w:numPr>
-        <w:pStyle w:val="Compact"/>
-      </w:pPr>
-      <w:r>
-        <w:t xml:space="preserve">в строке названия подразделения укажите свой логин;</w:t>
-      </w:r>
-    </w:p>
-    <w:p>
-      <w:pPr>
-        <w:numPr>
-          <w:ilvl w:val="0"/>
-          <w:numId w:val="1006"/>
-        </w:numPr>
-        <w:pStyle w:val="Compact"/>
-      </w:pPr>
-      <w:r>
-        <w:t xml:space="preserve">в строке названия хоста должно быть указано доменное имя вашего веб-сервера user.net (вместо user укажите свой логин);</w:t>
-      </w:r>
-    </w:p>
-    <w:p>
-      <w:pPr>
-        <w:numPr>
-          <w:ilvl w:val="0"/>
-          <w:numId w:val="1006"/>
-        </w:numPr>
-        <w:pStyle w:val="Compact"/>
-      </w:pPr>
-      <w:r>
-        <w:t xml:space="preserve">в строке e-mail адреса должен быть указан user@user.net (вместо user укажите свой логин).(рис. 5)</w:t>
+        <w:t xml:space="preserve">Восстановите контекст безопасности в SELinux:(рис. 5)</w:t>
       </w:r>
     </w:p>
     <w:p>
@@ -653,9 +504,9 @@
       <w:r>
         <w:drawing>
           <wp:inline>
-            <wp:extent cx="4800600" cy="1141992"/>
+            <wp:extent cx="4800600" cy="483854"/>
             <wp:effectExtent b="0" l="0" r="0" t="0"/>
-            <wp:docPr descr="Заполняем сертификат" title="" id="34" name="Picture"/>
+            <wp:docPr descr="Востанавливаем конкекст безопасности" title="" id="34" name="Picture"/>
             <a:graphic>
               <a:graphicData uri="http://schemas.openxmlformats.org/drawingml/2006/picture">
                 <pic:pic>
@@ -674,7 +525,7 @@
                   <pic:spPr bwMode="auto">
                     <a:xfrm>
                       <a:off x="0" y="0"/>
-                      <a:ext cx="4800600" cy="1141992"/>
+                      <a:ext cx="4800600" cy="483854"/>
                     </a:xfrm>
                     <a:prstGeom prst="rect">
                       <a:avLst/>
@@ -698,15 +549,19 @@
         <w:pStyle w:val="ImageCaption"/>
       </w:pPr>
       <w:r>
-        <w:t xml:space="preserve">Рис. 5: Заполняем сертификат</w:t>
-      </w:r>
-    </w:p>
-    <w:p>
-      <w:pPr>
-        <w:pStyle w:val="BodyText"/>
-      </w:pPr>
-      <w:r>
-        <w:t xml:space="preserve">Сгенерированные ключ и сертификат появятся в соответствующем каталоге /etc/ssl/private. Скопируйте сертификат в каталог /etc/ssl/certs (вместо user укажите свой логин):(рис. 6)</w:t>
+        <w:t xml:space="preserve">Рис. 5: Востанавливаем конкекст безопасности</w:t>
+      </w:r>
+    </w:p>
+    <w:p>
+      <w:pPr>
+        <w:numPr>
+          <w:ilvl w:val="0"/>
+          <w:numId w:val="1006"/>
+        </w:numPr>
+        <w:pStyle w:val="Compact"/>
+      </w:pPr>
+      <w:r>
+        <w:t xml:space="preserve">Запустите Postfix:(рис. 6)</w:t>
       </w:r>
     </w:p>
     <w:p>
@@ -716,9 +571,9 @@
       <w:r>
         <w:drawing>
           <wp:inline>
-            <wp:extent cx="4800600" cy="758485"/>
+            <wp:extent cx="4800600" cy="638827"/>
             <wp:effectExtent b="0" l="0" r="0" t="0"/>
-            <wp:docPr descr="Копируем ключь в каталог etc/ssl/certs" title="" id="37" name="Picture"/>
+            <wp:docPr descr="Запускаем Postfix" title="" id="37" name="Picture"/>
             <a:graphic>
               <a:graphicData uri="http://schemas.openxmlformats.org/drawingml/2006/picture">
                 <pic:pic>
@@ -737,7 +592,7 @@
                   <pic:spPr bwMode="auto">
                     <a:xfrm>
                       <a:off x="0" y="0"/>
-                      <a:ext cx="4800600" cy="758485"/>
+                      <a:ext cx="4800600" cy="638827"/>
                     </a:xfrm>
                     <a:prstGeom prst="rect">
                       <a:avLst/>
@@ -761,7 +616,34 @@
         <w:pStyle w:val="ImageCaption"/>
       </w:pPr>
       <w:r>
-        <w:t xml:space="preserve">Рис. 6: Копируем ключь в каталог etc/ssl/certs</w:t>
+        <w:t xml:space="preserve">Рис. 6: Запускаем Postfix</w:t>
+      </w:r>
+    </w:p>
+    <w:bookmarkEnd w:id="39"/>
+    <w:bookmarkStart w:id="73" w:name="X4acf2f30a3503df51bff964be4986ec51ac4bc1"/>
+    <w:p>
+      <w:pPr>
+        <w:pStyle w:val="Heading3"/>
+      </w:pPr>
+      <w:r>
+        <w:rPr>
+          <w:rStyle w:val="SectionNumber"/>
+        </w:rPr>
+        <w:t xml:space="preserve">2.1.2</w:t>
+      </w:r>
+      <w:r>
+        <w:tab/>
+      </w:r>
+      <w:r>
+        <w:t xml:space="preserve">Изменение параметров Postfix с помощью postconf</w:t>
+      </w:r>
+    </w:p>
+    <w:p>
+      <w:pPr>
+        <w:pStyle w:val="FirstParagraph"/>
+      </w:pPr>
+      <w:r>
+        <w:t xml:space="preserve">Первоначальную настройку Postfix осуществите, используя postconf.</w:t>
       </w:r>
     </w:p>
     <w:p>
@@ -773,7 +655,7 @@
         <w:pStyle w:val="Compact"/>
       </w:pPr>
       <w:r>
-        <w:t xml:space="preserve">Для перехода веб-сервера www.user.net на функционирование через протокол HTTPS требуется изменить его конфигурационный файл. Перейдите в каталог с конфигурационными файлами:(рис. 7)</w:t>
+        <w:t xml:space="preserve">Для просмотра списка текущих настроек Postfix введите:(рис. 7)</w:t>
       </w:r>
     </w:p>
     <w:p>
@@ -783,20 +665,20 @@
       <w:r>
         <w:drawing>
           <wp:inline>
-            <wp:extent cx="4800600" cy="417762"/>
+            <wp:extent cx="4800600" cy="2427337"/>
             <wp:effectExtent b="0" l="0" r="0" t="0"/>
-            <wp:docPr descr="Переходим в каталог с настройкой www.dsadova.net" title="" id="40" name="Picture"/>
+            <wp:docPr descr="Просматриваем список настроек Postfix" title="" id="41" name="Picture"/>
             <a:graphic>
               <a:graphicData uri="http://schemas.openxmlformats.org/drawingml/2006/picture">
                 <pic:pic>
                   <pic:nvPicPr>
-                    <pic:cNvPr descr="image/7.png" id="41" name="Picture"/>
+                    <pic:cNvPr descr="image/7.png" id="42" name="Picture"/>
                     <pic:cNvPicPr>
                       <a:picLocks noChangeArrowheads="1" noChangeAspect="1"/>
                     </pic:cNvPicPr>
                   </pic:nvPicPr>
                   <pic:blipFill>
-                    <a:blip r:embed="rId39"/>
+                    <a:blip r:embed="rId40"/>
                     <a:stretch>
                       <a:fillRect/>
                     </a:stretch>
@@ -804,7 +686,7 @@
                   <pic:spPr bwMode="auto">
                     <a:xfrm>
                       <a:off x="0" y="0"/>
-                      <a:ext cx="4800600" cy="417762"/>
+                      <a:ext cx="4800600" cy="2427337"/>
                     </a:xfrm>
                     <a:prstGeom prst="rect">
                       <a:avLst/>
@@ -828,15 +710,19 @@
         <w:pStyle w:val="ImageCaption"/>
       </w:pPr>
       <w:r>
-        <w:t xml:space="preserve">Рис. 7: Переходим в каталог с настройкой www.dsadova.net</w:t>
-      </w:r>
-    </w:p>
-    <w:p>
-      <w:pPr>
-        <w:pStyle w:val="BodyText"/>
-      </w:pPr>
-      <w:r>
-        <w:t xml:space="preserve">Откройте на редактирование файл /etc/httpd/conf.d/www.user.net.conf и замените его содержимое на следующее (вместо user укажите свой логин):(рис. 8)</w:t>
+        <w:t xml:space="preserve">Рис. 7: Просматриваем список настроек Postfix</w:t>
+      </w:r>
+    </w:p>
+    <w:p>
+      <w:pPr>
+        <w:numPr>
+          <w:ilvl w:val="0"/>
+          <w:numId w:val="1008"/>
+        </w:numPr>
+        <w:pStyle w:val="Compact"/>
+      </w:pPr>
+      <w:r>
+        <w:t xml:space="preserve">Посмотрите текущее значение параметра myorigin:(рис. 8)</w:t>
       </w:r>
     </w:p>
     <w:p>
@@ -846,20 +732,20 @@
       <w:r>
         <w:drawing>
           <wp:inline>
-            <wp:extent cx="4800600" cy="4081698"/>
+            <wp:extent cx="4800600" cy="624468"/>
             <wp:effectExtent b="0" l="0" r="0" t="0"/>
-            <wp:docPr descr="Содержание файла www.выфвщмф.net.conf" title="" id="43" name="Picture"/>
+            <wp:docPr descr="Просматриваем значение параметра myorigin" title="" id="44" name="Picture"/>
             <a:graphic>
               <a:graphicData uri="http://schemas.openxmlformats.org/drawingml/2006/picture">
                 <pic:pic>
                   <pic:nvPicPr>
-                    <pic:cNvPr descr="image/8.png" id="44" name="Picture"/>
+                    <pic:cNvPr descr="image/8.png" id="45" name="Picture"/>
                     <pic:cNvPicPr>
                       <a:picLocks noChangeArrowheads="1" noChangeAspect="1"/>
                     </pic:cNvPicPr>
                   </pic:nvPicPr>
                   <pic:blipFill>
-                    <a:blip r:embed="rId42"/>
+                    <a:blip r:embed="rId43"/>
                     <a:stretch>
                       <a:fillRect/>
                     </a:stretch>
@@ -867,7 +753,7 @@
                   <pic:spPr bwMode="auto">
                     <a:xfrm>
                       <a:off x="0" y="0"/>
-                      <a:ext cx="4800600" cy="4081698"/>
+                      <a:ext cx="4800600" cy="624468"/>
                     </a:xfrm>
                     <a:prstGeom prst="rect">
                       <a:avLst/>
@@ -891,127 +777,7 @@
         <w:pStyle w:val="ImageCaption"/>
       </w:pPr>
       <w:r>
-        <w:t xml:space="preserve">Рис. 8: Содержание файла www.выфвщмф.net.conf</w:t>
-      </w:r>
-    </w:p>
-    <w:p>
-      <w:pPr>
-        <w:pStyle w:val="BodyText"/>
-      </w:pPr>
-      <w:r>
-        <w:t xml:space="preserve">В отчёте поясните построчно содержание этого файла.</w:t>
-      </w:r>
-    </w:p>
-    <w:p>
-      <w:pPr>
-        <w:pStyle w:val="BodyText"/>
-      </w:pPr>
-      <w:r>
-        <w:t xml:space="preserve">Информация для хостов: 80 и 443</w:t>
-      </w:r>
-    </w:p>
-    <w:p>
-      <w:pPr>
-        <w:pStyle w:val="BodyText"/>
-      </w:pPr>
-      <w:r>
-        <w:t xml:space="preserve">Для 80:</w:t>
-      </w:r>
-    </w:p>
-    <w:p>
-      <w:pPr>
-        <w:numPr>
-          <w:ilvl w:val="0"/>
-          <w:numId w:val="1008"/>
-        </w:numPr>
-      </w:pPr>
-      <w:r>
-        <w:t xml:space="preserve">Почта сервер админа. Это адрес, который может отображаться пользователю при возникновении ошибок.</w:t>
-      </w:r>
-    </w:p>
-    <w:p>
-      <w:pPr>
-        <w:numPr>
-          <w:ilvl w:val="0"/>
-          <w:numId w:val="1008"/>
-        </w:numPr>
-      </w:pPr>
-      <w:r>
-        <w:t xml:space="preserve">Путь к папке с документацией. Именно из этой папки Apache будет брать файлы (HTML, CSS, изображения) для отображения пользователю.</w:t>
-      </w:r>
-    </w:p>
-    <w:p>
-      <w:pPr>
-        <w:numPr>
-          <w:ilvl w:val="0"/>
-          <w:numId w:val="1008"/>
-        </w:numPr>
-      </w:pPr>
-      <w:r>
-        <w:t xml:space="preserve">Основное доменное имя этого виртуального хоста.</w:t>
-      </w:r>
-    </w:p>
-    <w:p>
-      <w:pPr>
-        <w:numPr>
-          <w:ilvl w:val="0"/>
-          <w:numId w:val="1008"/>
-        </w:numPr>
-      </w:pPr>
-      <w:r>
-        <w:t xml:space="preserve">Псевдонимы домена. В данном случае продублировано основное имя, но здесь можно указать другие домены, которые должны вести на этот же сайт.</w:t>
-      </w:r>
-    </w:p>
-    <w:p>
-      <w:pPr>
-        <w:numPr>
-          <w:ilvl w:val="0"/>
-          <w:numId w:val="1008"/>
-        </w:numPr>
-      </w:pPr>
-      <w:r>
-        <w:t xml:space="preserve">Путь к файлу для хранения ошибок.</w:t>
-      </w:r>
-    </w:p>
-    <w:p>
-      <w:pPr>
-        <w:numPr>
-          <w:ilvl w:val="0"/>
-          <w:numId w:val="1008"/>
-        </w:numPr>
-      </w:pPr>
-      <w:r>
-        <w:t xml:space="preserve">Путь к файлу для храненяи логов доступа.</w:t>
-      </w:r>
-    </w:p>
-    <w:p>
-      <w:pPr>
-        <w:numPr>
-          <w:ilvl w:val="0"/>
-          <w:numId w:val="1008"/>
-        </w:numPr>
-      </w:pPr>
-      <w:r>
-        <w:t xml:space="preserve">Включает механизм перезаписи URL.</w:t>
-      </w:r>
-    </w:p>
-    <w:p>
-      <w:pPr>
-        <w:numPr>
-          <w:ilvl w:val="0"/>
-          <w:numId w:val="1008"/>
-        </w:numPr>
-      </w:pPr>
-      <w:r>
-        <w:t xml:space="preserve">Правило перенаправления.</w:t>
-      </w:r>
-    </w:p>
-    <w:p>
-      <w:pPr>
-        <w:pStyle w:val="FirstParagraph"/>
-      </w:pPr>
-      <w:r>
-        <w:t xml:space="preserve">Для 443:</w:t>
+        <w:t xml:space="preserve">Рис. 8: Просматриваем значение параметра myorigin</w:t>
       </w:r>
     </w:p>
     <w:p>
@@ -1020,117 +786,10 @@
           <w:ilvl w:val="0"/>
           <w:numId w:val="1009"/>
         </w:numPr>
-      </w:pPr>
-      <w:r>
-        <w:t xml:space="preserve">Включает SSL/TLS движок для этого виртуального хоста, активируя шифрование.</w:t>
-      </w:r>
-    </w:p>
-    <w:p>
-      <w:pPr>
-        <w:numPr>
-          <w:ilvl w:val="0"/>
-          <w:numId w:val="1009"/>
-        </w:numPr>
-      </w:pPr>
-      <w:r>
-        <w:t xml:space="preserve">Почта сервер админа. Это адрес, который может отображаться пользователю при возникновении ошибок.</w:t>
-      </w:r>
-    </w:p>
-    <w:p>
-      <w:pPr>
-        <w:numPr>
-          <w:ilvl w:val="0"/>
-          <w:numId w:val="1009"/>
-        </w:numPr>
-      </w:pPr>
-      <w:r>
-        <w:t xml:space="preserve">Путь к папке с документацией. Именно из этой папки Apache будет брать файлы (HTML, CSS, изображения) для отображения пользователю</w:t>
-      </w:r>
-    </w:p>
-    <w:p>
-      <w:pPr>
-        <w:numPr>
-          <w:ilvl w:val="0"/>
-          <w:numId w:val="1009"/>
-        </w:numPr>
-      </w:pPr>
-      <w:r>
-        <w:t xml:space="preserve">Основное доменное имя этого виртуального хоста.</w:t>
-      </w:r>
-    </w:p>
-    <w:p>
-      <w:pPr>
-        <w:numPr>
-          <w:ilvl w:val="0"/>
-          <w:numId w:val="1009"/>
-        </w:numPr>
-      </w:pPr>
-      <w:r>
-        <w:t xml:space="preserve">Псевдонимы домена. В данном случае продублировано основное имя, но здесь можно указать другие домены, которые должны вести на этот же сайт.</w:t>
-      </w:r>
-    </w:p>
-    <w:p>
-      <w:pPr>
-        <w:numPr>
-          <w:ilvl w:val="0"/>
-          <w:numId w:val="1009"/>
-        </w:numPr>
-      </w:pPr>
-      <w:r>
-        <w:t xml:space="preserve">Путь к файлу для хранения ошибок</w:t>
-      </w:r>
-    </w:p>
-    <w:p>
-      <w:pPr>
-        <w:numPr>
-          <w:ilvl w:val="0"/>
-          <w:numId w:val="1009"/>
-        </w:numPr>
-      </w:pPr>
-      <w:r>
-        <w:t xml:space="preserve">Путь к файлу для храненяи логов доступа.</w:t>
-      </w:r>
-    </w:p>
-    <w:p>
-      <w:pPr>
-        <w:numPr>
-          <w:ilvl w:val="0"/>
-          <w:numId w:val="1009"/>
-        </w:numPr>
-      </w:pPr>
-      <w:r>
-        <w:t xml:space="preserve">Путь к SSL-сертификату.</w:t>
-      </w:r>
-    </w:p>
-    <w:p>
-      <w:pPr>
-        <w:numPr>
-          <w:ilvl w:val="0"/>
-          <w:numId w:val="1009"/>
-        </w:numPr>
-      </w:pPr>
-      <w:r>
-        <w:t xml:space="preserve">Путь к закрытому ключу SSL-сертификата.</w:t>
-      </w:r>
-    </w:p>
-    <w:p>
-      <w:pPr>
-        <w:pStyle w:val="FirstParagraph"/>
-      </w:pPr>
-      <w:r>
-        <w:t xml:space="preserve">IfModule mod_ssl.c - Проверяет, загружен ли модуль mod_ssl</w:t>
-      </w:r>
-    </w:p>
-    <w:p>
-      <w:pPr>
-        <w:numPr>
-          <w:ilvl w:val="0"/>
-          <w:numId w:val="1010"/>
-        </w:numPr>
         <w:pStyle w:val="Compact"/>
       </w:pPr>
       <w:r>
-        <w:t xml:space="preserve">Внесите изменения в настройки межсетевого экрана на сервере, разрешив работу с https:(рис. 9)</w:t>
+        <w:t xml:space="preserve">Посмотрите текущее значение параметра mydomain:(рис. 9)</w:t>
       </w:r>
     </w:p>
     <w:p>
@@ -1140,20 +799,20 @@
       <w:r>
         <w:drawing>
           <wp:inline>
-            <wp:extent cx="4800600" cy="877655"/>
+            <wp:extent cx="4800600" cy="622444"/>
             <wp:effectExtent b="0" l="0" r="0" t="0"/>
-            <wp:docPr descr="Вносим изменения в настройки на сервере" title="" id="46" name="Picture"/>
+            <wp:docPr descr="Просматриваем значение параметра mydomain" title="" id="47" name="Picture"/>
             <a:graphic>
               <a:graphicData uri="http://schemas.openxmlformats.org/drawingml/2006/picture">
                 <pic:pic>
                   <pic:nvPicPr>
-                    <pic:cNvPr descr="image/9.png" id="47" name="Picture"/>
+                    <pic:cNvPr descr="image/9.png" id="48" name="Picture"/>
                     <pic:cNvPicPr>
                       <a:picLocks noChangeArrowheads="1" noChangeAspect="1"/>
                     </pic:cNvPicPr>
                   </pic:nvPicPr>
                   <pic:blipFill>
-                    <a:blip r:embed="rId45"/>
+                    <a:blip r:embed="rId46"/>
                     <a:stretch>
                       <a:fillRect/>
                     </a:stretch>
@@ -1161,7 +820,7 @@
                   <pic:spPr bwMode="auto">
                     <a:xfrm>
                       <a:off x="0" y="0"/>
-                      <a:ext cx="4800600" cy="877655"/>
+                      <a:ext cx="4800600" cy="622444"/>
                     </a:xfrm>
                     <a:prstGeom prst="rect">
                       <a:avLst/>
@@ -1185,19 +844,19 @@
         <w:pStyle w:val="ImageCaption"/>
       </w:pPr>
       <w:r>
-        <w:t xml:space="preserve">Рис. 9: Вносим изменения в настройки на сервере</w:t>
+        <w:t xml:space="preserve">Рис. 9: Просматриваем значение параметра mydomain</w:t>
       </w:r>
     </w:p>
     <w:p>
       <w:pPr>
         <w:numPr>
           <w:ilvl w:val="0"/>
-          <w:numId w:val="1011"/>
+          <w:numId w:val="1010"/>
         </w:numPr>
         <w:pStyle w:val="Compact"/>
       </w:pPr>
       <w:r>
-        <w:t xml:space="preserve">Перезапустите веб-сервер:(рис. 10)</w:t>
+        <w:t xml:space="preserve">Замените значение параметра myorigin на значение параметра mydomain:(рис. 10)</w:t>
       </w:r>
     </w:p>
     <w:p>
@@ -1207,20 +866,20 @@
       <w:r>
         <w:drawing>
           <wp:inline>
-            <wp:extent cx="4800600" cy="890762"/>
+            <wp:extent cx="4800600" cy="169077"/>
             <wp:effectExtent b="0" l="0" r="0" t="0"/>
-            <wp:docPr descr="Перезапускаем веб-сервер" title="" id="49" name="Picture"/>
+            <wp:docPr descr="Заменяем значение myorigin" title="" id="50" name="Picture"/>
             <a:graphic>
               <a:graphicData uri="http://schemas.openxmlformats.org/drawingml/2006/picture">
                 <pic:pic>
                   <pic:nvPicPr>
-                    <pic:cNvPr descr="image/10.png" id="50" name="Picture"/>
+                    <pic:cNvPr descr="image/10.png" id="51" name="Picture"/>
                     <pic:cNvPicPr>
                       <a:picLocks noChangeArrowheads="1" noChangeAspect="1"/>
                     </pic:cNvPicPr>
                   </pic:nvPicPr>
                   <pic:blipFill>
-                    <a:blip r:embed="rId48"/>
+                    <a:blip r:embed="rId49"/>
                     <a:stretch>
                       <a:fillRect/>
                     </a:stretch>
@@ -1228,7 +887,7 @@
                   <pic:spPr bwMode="auto">
                     <a:xfrm>
                       <a:off x="0" y="0"/>
-                      <a:ext cx="4800600" cy="890762"/>
+                      <a:ext cx="4800600" cy="169077"/>
                     </a:xfrm>
                     <a:prstGeom prst="rect">
                       <a:avLst/>
@@ -1252,19 +911,19 @@
         <w:pStyle w:val="ImageCaption"/>
       </w:pPr>
       <w:r>
-        <w:t xml:space="preserve">Рис. 10: Перезапускаем веб-сервер</w:t>
+        <w:t xml:space="preserve">Рис. 10: Заменяем значение myorigin</w:t>
       </w:r>
     </w:p>
     <w:p>
       <w:pPr>
         <w:numPr>
           <w:ilvl w:val="0"/>
-          <w:numId w:val="1012"/>
+          <w:numId w:val="1011"/>
         </w:numPr>
         <w:pStyle w:val="Compact"/>
       </w:pPr>
       <w:r>
-        <w:t xml:space="preserve">На виртуальной машине client в строке браузера введите название веб-сервера www.user.net (вместо user укажите свой логин) и убедитесь, что произойдёт автоматическое переключение на работу по протоколу HTTPS. На открывшейся странице с сообщением о незащищённости соединения нажмите кнопку «Дополнительно», затем добавьте адрес вашего сервера в постоянные исключения. Затем просмотрите содержание сертификата (нажмите на значок с замком в адресной строке и кнопку «Подробнее»).(рис. 11)</w:t>
+        <w:t xml:space="preserve">Повторите команду(рис. 11)</w:t>
       </w:r>
     </w:p>
     <w:p>
@@ -1274,20 +933,20 @@
       <w:r>
         <w:drawing>
           <wp:inline>
-            <wp:extent cx="4800600" cy="1219139"/>
+            <wp:extent cx="4800600" cy="606972"/>
             <wp:effectExtent b="0" l="0" r="0" t="0"/>
-            <wp:docPr descr="Фото браузера" title="" id="52" name="Picture"/>
+            <wp:docPr descr="Проверяем myorigin" title="" id="53" name="Picture"/>
             <a:graphic>
               <a:graphicData uri="http://schemas.openxmlformats.org/drawingml/2006/picture">
                 <pic:pic>
                   <pic:nvPicPr>
-                    <pic:cNvPr descr="image/11.png" id="53" name="Picture"/>
+                    <pic:cNvPr descr="image/11.png" id="54" name="Picture"/>
                     <pic:cNvPicPr>
                       <a:picLocks noChangeArrowheads="1" noChangeAspect="1"/>
                     </pic:cNvPicPr>
                   </pic:nvPicPr>
                   <pic:blipFill>
-                    <a:blip r:embed="rId51"/>
+                    <a:blip r:embed="rId52"/>
                     <a:stretch>
                       <a:fillRect/>
                     </a:stretch>
@@ -1295,7 +954,7 @@
                   <pic:spPr bwMode="auto">
                     <a:xfrm>
                       <a:off x="0" y="0"/>
-                      <a:ext cx="4800600" cy="1219139"/>
+                      <a:ext cx="4800600" cy="606972"/>
                     </a:xfrm>
                     <a:prstGeom prst="rect">
                       <a:avLst/>
@@ -1319,7 +978,7 @@
         <w:pStyle w:val="ImageCaption"/>
       </w:pPr>
       <w:r>
-        <w:t xml:space="preserve">Рис. 11: Фото браузера</w:t>
+        <w:t xml:space="preserve">Рис. 11: Проверяем myorigin</w:t>
       </w:r>
     </w:p>
     <w:p>
@@ -1327,7 +986,7 @@
         <w:pStyle w:val="BodyText"/>
       </w:pPr>
       <w:r>
-        <w:t xml:space="preserve">По какой-то причине у меня не выдолась информация с сертификата и, соответственно, вносить изменения не потребовалось.</w:t>
+        <w:t xml:space="preserve">Убедитесь, что замена параметра была произведена.</w:t>
       </w:r>
     </w:p>
     <w:p>
@@ -1335,38 +994,19 @@
         <w:pStyle w:val="BodyText"/>
       </w:pPr>
       <w:r>
-        <w:t xml:space="preserve">Сообщение о том что мы на сайте сервера выводится коректно (при разборе проблем на машине клиента случайно изменила сообщение).</w:t>
-      </w:r>
-    </w:p>
-    <w:bookmarkEnd w:id="54"/>
-    <w:bookmarkStart w:id="73" w:name="X22b182ae2adfbbfeb7e7f1e059d8f9fbe5ab33f"/>
-    <w:p>
-      <w:pPr>
-        <w:pStyle w:val="Heading3"/>
-      </w:pPr>
-      <w:r>
-        <w:rPr>
-          <w:rStyle w:val="SectionNumber"/>
-        </w:rPr>
-        <w:t xml:space="preserve">2.1.2</w:t>
-      </w:r>
-      <w:r>
-        <w:tab/>
-      </w:r>
-      <w:r>
-        <w:t xml:space="preserve">Конфигурирование HTTP-сервера для работы с PHP</w:t>
+        <w:t xml:space="preserve">Замена была произведена.</w:t>
       </w:r>
     </w:p>
     <w:p>
       <w:pPr>
         <w:numPr>
           <w:ilvl w:val="0"/>
-          <w:numId w:val="1013"/>
+          <w:numId w:val="1012"/>
         </w:numPr>
         <w:pStyle w:val="Compact"/>
       </w:pPr>
       <w:r>
-        <w:t xml:space="preserve">Установите пакеты для работы с PHP:(рис. 12)</w:t>
+        <w:t xml:space="preserve">Проверьте корректность содержания конфигурационного файла main.cf:(рис. 12)</w:t>
       </w:r>
     </w:p>
     <w:p>
@@ -1376,9 +1016,9 @@
       <w:r>
         <w:drawing>
           <wp:inline>
-            <wp:extent cx="4800600" cy="2628221"/>
+            <wp:extent cx="4800600" cy="563548"/>
             <wp:effectExtent b="0" l="0" r="0" t="0"/>
-            <wp:docPr descr="Устанавливаем акеты для работы с PHP" title="" id="56" name="Picture"/>
+            <wp:docPr descr="Проверяем что у нас нет ошибок от файла main.cf" title="" id="56" name="Picture"/>
             <a:graphic>
               <a:graphicData uri="http://schemas.openxmlformats.org/drawingml/2006/picture">
                 <pic:pic>
@@ -1397,7 +1037,7 @@
                   <pic:spPr bwMode="auto">
                     <a:xfrm>
                       <a:off x="0" y="0"/>
-                      <a:ext cx="4800600" cy="2628221"/>
+                      <a:ext cx="4800600" cy="563548"/>
                     </a:xfrm>
                     <a:prstGeom prst="rect">
                       <a:avLst/>
@@ -1421,19 +1061,19 @@
         <w:pStyle w:val="ImageCaption"/>
       </w:pPr>
       <w:r>
-        <w:t xml:space="preserve">Рис. 12: Устанавливаем акеты для работы с PHP</w:t>
+        <w:t xml:space="preserve">Рис. 12: Проверяем что у нас нет ошибок от файла main.cf</w:t>
       </w:r>
     </w:p>
     <w:p>
       <w:pPr>
         <w:numPr>
           <w:ilvl w:val="0"/>
-          <w:numId w:val="1014"/>
+          <w:numId w:val="1013"/>
         </w:numPr>
         <w:pStyle w:val="Compact"/>
       </w:pPr>
       <w:r>
-        <w:t xml:space="preserve">В каталоге /var/www/html/www.user.net (вместо user укажите свой логин) замените файл index.html на index.php следующего содержания:(рис. 13)</w:t>
+        <w:t xml:space="preserve">Перезагрузите (перечитайте) конфигурационные файлы Postfix:(рис. 13)</w:t>
       </w:r>
     </w:p>
     <w:p>
@@ -1443,14 +1083,14 @@
       <w:r>
         <w:drawing>
           <wp:inline>
-            <wp:extent cx="4800600" cy="1550963"/>
+            <wp:extent cx="4800600" cy="395425"/>
             <wp:effectExtent b="0" l="0" r="0" t="0"/>
-            <wp:docPr descr="Содержание файла index.php" title="" id="59" name="Picture"/>
+            <wp:docPr descr="Перезагружаем Postfix" title="" id="59" name="Picture"/>
             <a:graphic>
               <a:graphicData uri="http://schemas.openxmlformats.org/drawingml/2006/picture">
                 <pic:pic>
                   <pic:nvPicPr>
-                    <pic:cNvPr descr="image/14.png" id="60" name="Picture"/>
+                    <pic:cNvPr descr="image/13.png" id="60" name="Picture"/>
                     <pic:cNvPicPr>
                       <a:picLocks noChangeArrowheads="1" noChangeAspect="1"/>
                     </pic:cNvPicPr>
@@ -1464,7 +1104,7 @@
                   <pic:spPr bwMode="auto">
                     <a:xfrm>
                       <a:off x="0" y="0"/>
-                      <a:ext cx="4800600" cy="1550963"/>
+                      <a:ext cx="4800600" cy="395425"/>
                     </a:xfrm>
                     <a:prstGeom prst="rect">
                       <a:avLst/>
@@ -1488,19 +1128,19 @@
         <w:pStyle w:val="ImageCaption"/>
       </w:pPr>
       <w:r>
-        <w:t xml:space="preserve">Рис. 13: Содержание файла index.php</w:t>
+        <w:t xml:space="preserve">Рис. 13: Перезагружаем Postfix</w:t>
       </w:r>
     </w:p>
     <w:p>
       <w:pPr>
         <w:numPr>
           <w:ilvl w:val="0"/>
-          <w:numId w:val="1015"/>
+          <w:numId w:val="1014"/>
         </w:numPr>
         <w:pStyle w:val="Compact"/>
       </w:pPr>
       <w:r>
-        <w:t xml:space="preserve">Скорректируйте права доступа в каталог с веб-контентом:(рис. 14)</w:t>
+        <w:t xml:space="preserve">Просмотрите все параметры с значением, отличным от значения по умолчанию:(рис. 14)</w:t>
       </w:r>
     </w:p>
     <w:p>
@@ -1510,14 +1150,14 @@
       <w:r>
         <w:drawing>
           <wp:inline>
-            <wp:extent cx="4800600" cy="300355"/>
+            <wp:extent cx="4800600" cy="1263065"/>
             <wp:effectExtent b="0" l="0" r="0" t="0"/>
-            <wp:docPr descr="Коректируем права доступа" title="" id="62" name="Picture"/>
+            <wp:docPr descr="Просматриваем все параметры" title="" id="62" name="Picture"/>
             <a:graphic>
               <a:graphicData uri="http://schemas.openxmlformats.org/drawingml/2006/picture">
                 <pic:pic>
                   <pic:nvPicPr>
-                    <pic:cNvPr descr="image/15.png" id="63" name="Picture"/>
+                    <pic:cNvPr descr="image/14.png" id="63" name="Picture"/>
                     <pic:cNvPicPr>
                       <a:picLocks noChangeArrowheads="1" noChangeAspect="1"/>
                     </pic:cNvPicPr>
@@ -1531,7 +1171,7 @@
                   <pic:spPr bwMode="auto">
                     <a:xfrm>
                       <a:off x="0" y="0"/>
-                      <a:ext cx="4800600" cy="300355"/>
+                      <a:ext cx="4800600" cy="1263065"/>
                     </a:xfrm>
                     <a:prstGeom prst="rect">
                       <a:avLst/>
@@ -1555,19 +1195,19 @@
         <w:pStyle w:val="ImageCaption"/>
       </w:pPr>
       <w:r>
-        <w:t xml:space="preserve">Рис. 14: Коректируем права доступа</w:t>
+        <w:t xml:space="preserve">Рис. 14: Просматриваем все параметры</w:t>
       </w:r>
     </w:p>
     <w:p>
       <w:pPr>
         <w:numPr>
           <w:ilvl w:val="0"/>
-          <w:numId w:val="1016"/>
+          <w:numId w:val="1015"/>
         </w:numPr>
         <w:pStyle w:val="Compact"/>
       </w:pPr>
       <w:r>
-        <w:t xml:space="preserve">Восстановите контекст безопасности в SELinux:(рис. 15)</w:t>
+        <w:t xml:space="preserve">Задайте жёстко значение домена:(рис. 15)</w:t>
       </w:r>
     </w:p>
     <w:p>
@@ -1577,14 +1217,14 @@
       <w:r>
         <w:drawing>
           <wp:inline>
-            <wp:extent cx="4800600" cy="723657"/>
+            <wp:extent cx="4800600" cy="260717"/>
             <wp:effectExtent b="0" l="0" r="0" t="0"/>
-            <wp:docPr descr="Востанавливаем контекст безопасности" title="" id="65" name="Picture"/>
+            <wp:docPr descr="Задаем значение домена" title="" id="65" name="Picture"/>
             <a:graphic>
               <a:graphicData uri="http://schemas.openxmlformats.org/drawingml/2006/picture">
                 <pic:pic>
                   <pic:nvPicPr>
-                    <pic:cNvPr descr="image/16.png" id="66" name="Picture"/>
+                    <pic:cNvPr descr="image/15.png" id="66" name="Picture"/>
                     <pic:cNvPicPr>
                       <a:picLocks noChangeArrowheads="1" noChangeAspect="1"/>
                     </pic:cNvPicPr>
@@ -1598,7 +1238,7 @@
                   <pic:spPr bwMode="auto">
                     <a:xfrm>
                       <a:off x="0" y="0"/>
-                      <a:ext cx="4800600" cy="723657"/>
+                      <a:ext cx="4800600" cy="260717"/>
                     </a:xfrm>
                     <a:prstGeom prst="rect">
                       <a:avLst/>
@@ -1622,19 +1262,19 @@
         <w:pStyle w:val="ImageCaption"/>
       </w:pPr>
       <w:r>
-        <w:t xml:space="preserve">Рис. 15: Востанавливаем контекст безопасности</w:t>
+        <w:t xml:space="preserve">Рис. 15: Задаем значение домена</w:t>
       </w:r>
     </w:p>
     <w:p>
       <w:pPr>
         <w:numPr>
           <w:ilvl w:val="0"/>
-          <w:numId w:val="1017"/>
+          <w:numId w:val="1016"/>
         </w:numPr>
         <w:pStyle w:val="Compact"/>
       </w:pPr>
       <w:r>
-        <w:t xml:space="preserve">Перезапустите HTTP-сервер:(рис. 16)</w:t>
+        <w:t xml:space="preserve">Отключите IPv6 в списке разрешённых в работе Postfix протоколов и оставьте только IPv4:(рис. 16)</w:t>
       </w:r>
     </w:p>
     <w:p>
@@ -1644,14 +1284,14 @@
       <w:r>
         <w:drawing>
           <wp:inline>
-            <wp:extent cx="4800600" cy="337840"/>
+            <wp:extent cx="4800600" cy="708502"/>
             <wp:effectExtent b="0" l="0" r="0" t="0"/>
-            <wp:docPr descr="Перезапускаем веб-сервер" title="" id="68" name="Picture"/>
+            <wp:docPr descr="Отключаем IPv6" title="" id="68" name="Picture"/>
             <a:graphic>
               <a:graphicData uri="http://schemas.openxmlformats.org/drawingml/2006/picture">
                 <pic:pic>
                   <pic:nvPicPr>
-                    <pic:cNvPr descr="image/17.png" id="69" name="Picture"/>
+                    <pic:cNvPr descr="image/16.png" id="69" name="Picture"/>
                     <pic:cNvPicPr>
                       <a:picLocks noChangeArrowheads="1" noChangeAspect="1"/>
                     </pic:cNvPicPr>
@@ -1665,7 +1305,7 @@
                   <pic:spPr bwMode="auto">
                     <a:xfrm>
                       <a:off x="0" y="0"/>
-                      <a:ext cx="4800600" cy="337840"/>
+                      <a:ext cx="4800600" cy="708502"/>
                     </a:xfrm>
                     <a:prstGeom prst="rect">
                       <a:avLst/>
@@ -1689,19 +1329,19 @@
         <w:pStyle w:val="ImageCaption"/>
       </w:pPr>
       <w:r>
-        <w:t xml:space="preserve">Рис. 16: Перезапускаем веб-сервер</w:t>
+        <w:t xml:space="preserve">Рис. 16: Отключаем IPv6</w:t>
       </w:r>
     </w:p>
     <w:p>
       <w:pPr>
         <w:numPr>
           <w:ilvl w:val="0"/>
-          <w:numId w:val="1018"/>
+          <w:numId w:val="1017"/>
         </w:numPr>
         <w:pStyle w:val="Compact"/>
       </w:pPr>
       <w:r>
-        <w:t xml:space="preserve">На виртуальной машине client в строке браузера введите название веб-сервера www.user.net (вместо user укажите свой логин) и убедитесь, что будет выведена страница с информацией об используемой на веб-сервере версии PHP.(рис. 17)</w:t>
+        <w:t xml:space="preserve">Перезагрузите конфигурацию Postfix:(рис. 17)</w:t>
       </w:r>
     </w:p>
     <w:p>
@@ -1711,14 +1351,14 @@
       <w:r>
         <w:drawing>
           <wp:inline>
-            <wp:extent cx="4800600" cy="3814841"/>
+            <wp:extent cx="4800600" cy="721378"/>
             <wp:effectExtent b="0" l="0" r="0" t="0"/>
-            <wp:docPr descr="Машина client" title="" id="71" name="Picture"/>
+            <wp:docPr descr="Перезагружаем Postfix" title="" id="71" name="Picture"/>
             <a:graphic>
               <a:graphicData uri="http://schemas.openxmlformats.org/drawingml/2006/picture">
                 <pic:pic>
                   <pic:nvPicPr>
-                    <pic:cNvPr descr="image/18.png" id="72" name="Picture"/>
+                    <pic:cNvPr descr="image/17.png" id="72" name="Picture"/>
                     <pic:cNvPicPr>
                       <a:picLocks noChangeArrowheads="1" noChangeAspect="1"/>
                     </pic:cNvPicPr>
@@ -1732,7 +1372,7 @@
                   <pic:spPr bwMode="auto">
                     <a:xfrm>
                       <a:off x="0" y="0"/>
-                      <a:ext cx="4800600" cy="3814841"/>
+                      <a:ext cx="4800600" cy="721378"/>
                     </a:xfrm>
                     <a:prstGeom prst="rect">
                       <a:avLst/>
@@ -1756,11 +1396,11 @@
         <w:pStyle w:val="ImageCaption"/>
       </w:pPr>
       <w:r>
-        <w:t xml:space="preserve">Рис. 17: Машина client</w:t>
+        <w:t xml:space="preserve">Рис. 17: Перезагружаем Postfix</w:t>
       </w:r>
     </w:p>
     <w:bookmarkEnd w:id="73"/>
-    <w:bookmarkStart w:id="80" w:name="Xd636270ea8e9bb71f498bde6a96fb3a56434bd8"/>
+    <w:bookmarkStart w:id="116" w:name="проверка-работы-postfix"/>
     <w:p>
       <w:pPr>
         <w:pStyle w:val="Heading3"/>
@@ -1775,19 +1415,19 @@
         <w:tab/>
       </w:r>
       <w:r>
-        <w:t xml:space="preserve">Внесение изменений в настройки внутреннего окружения виртуальной машины</w:t>
+        <w:t xml:space="preserve">Проверка работы Postfix</w:t>
       </w:r>
     </w:p>
     <w:p>
       <w:pPr>
         <w:numPr>
           <w:ilvl w:val="0"/>
-          <w:numId w:val="1019"/>
+          <w:numId w:val="1018"/>
         </w:numPr>
         <w:pStyle w:val="Compact"/>
       </w:pPr>
       <w:r>
-        <w:t xml:space="preserve">На виртуальной машине server перейдите в каталог для внесения изменений в настройки внутреннего окружения /vagrant/provision/server/http и в соответ- ствующие каталоги скопируйте конфигурационные файлы:(рис. 18)</w:t>
+        <w:t xml:space="preserve">На сервере под учётной записью пользователя отправьте себе письмо, используя утилиту mail:(рис. 18)</w:t>
       </w:r>
     </w:p>
     <w:p>
@@ -1797,14 +1437,14 @@
       <w:r>
         <w:drawing>
           <wp:inline>
-            <wp:extent cx="4800600" cy="2869207"/>
+            <wp:extent cx="4800600" cy="265626"/>
             <wp:effectExtent b="0" l="0" r="0" t="0"/>
-            <wp:docPr descr="Вносим изменения в настройки внутреннего окружения" title="" id="75" name="Picture"/>
+            <wp:docPr descr="Отправляем письмо на server" title="" id="75" name="Picture"/>
             <a:graphic>
               <a:graphicData uri="http://schemas.openxmlformats.org/drawingml/2006/picture">
                 <pic:pic>
                   <pic:nvPicPr>
-                    <pic:cNvPr descr="image/19.png" id="76" name="Picture"/>
+                    <pic:cNvPr descr="image/18.png" id="76" name="Picture"/>
                     <pic:cNvPicPr>
                       <a:picLocks noChangeArrowheads="1" noChangeAspect="1"/>
                     </pic:cNvPicPr>
@@ -1818,7 +1458,7 @@
                   <pic:spPr bwMode="auto">
                     <a:xfrm>
                       <a:off x="0" y="0"/>
-                      <a:ext cx="4800600" cy="2869207"/>
+                      <a:ext cx="4800600" cy="265626"/>
                     </a:xfrm>
                     <a:prstGeom prst="rect">
                       <a:avLst/>
@@ -1842,19 +1482,19 @@
         <w:pStyle w:val="ImageCaption"/>
       </w:pPr>
       <w:r>
-        <w:t xml:space="preserve">Рис. 18: Вносим изменения в настройки внутреннего окружения</w:t>
+        <w:t xml:space="preserve">Рис. 18: Отправляем письмо на server</w:t>
       </w:r>
     </w:p>
     <w:p>
       <w:pPr>
         <w:numPr>
           <w:ilvl w:val="0"/>
-          <w:numId w:val="1020"/>
+          <w:numId w:val="1019"/>
         </w:numPr>
         <w:pStyle w:val="Compact"/>
       </w:pPr>
       <w:r>
-        <w:t xml:space="preserve">В имеющийся скрипт /vagrant/provision/server/http.sh внесите изменения, добавив установку PHP и настройку межсетевого экрана, разрешающую работать с https. (рис. 19)</w:t>
+        <w:t xml:space="preserve">На втором терминале запустите мониторинг работы почтовой службы и посмотрите, что произошло с вашим сообщением:(рис. 19),(рис. 20)</w:t>
       </w:r>
     </w:p>
     <w:p>
@@ -1864,14 +1504,14 @@
       <w:r>
         <w:drawing>
           <wp:inline>
-            <wp:extent cx="4800600" cy="4898682"/>
+            <wp:extent cx="4800600" cy="2460307"/>
             <wp:effectExtent b="0" l="0" r="0" t="0"/>
-            <wp:docPr descr="Редактируем http.sh" title="" id="78" name="Picture"/>
+            <wp:docPr descr="Содержание письма в папке /var/spool/mail" title="" id="78" name="Picture"/>
             <a:graphic>
               <a:graphicData uri="http://schemas.openxmlformats.org/drawingml/2006/picture">
                 <pic:pic>
                   <pic:nvPicPr>
-                    <pic:cNvPr descr="image/20.png" id="79" name="Picture"/>
+                    <pic:cNvPr descr="image/19.png" id="79" name="Picture"/>
                     <pic:cNvPicPr>
                       <a:picLocks noChangeArrowheads="1" noChangeAspect="1"/>
                     </pic:cNvPicPr>
@@ -1885,7 +1525,7 @@
                   <pic:spPr bwMode="auto">
                     <a:xfrm>
                       <a:off x="0" y="0"/>
-                      <a:ext cx="4800600" cy="4898682"/>
+                      <a:ext cx="4800600" cy="2460307"/>
                     </a:xfrm>
                     <a:prstGeom prst="rect">
                       <a:avLst/>
@@ -1909,13 +1549,1926 @@
         <w:pStyle w:val="ImageCaption"/>
       </w:pPr>
       <w:r>
-        <w:t xml:space="preserve">Рис. 19: Редактируем http.sh</w:t>
-      </w:r>
-    </w:p>
-    <w:bookmarkEnd w:id="80"/>
-    <w:bookmarkEnd w:id="81"/>
-    <w:bookmarkEnd w:id="82"/>
-    <w:bookmarkStart w:id="83" w:name="выводы"/>
+        <w:t xml:space="preserve">Рис. 19: Содержание письма в папке /var/spool/mail</w:t>
+      </w:r>
+    </w:p>
+    <w:p>
+      <w:pPr>
+        <w:pStyle w:val="CaptionedFigure"/>
+      </w:pPr>
+      <w:r>
+        <w:drawing>
+          <wp:inline>
+            <wp:extent cx="4800600" cy="1614236"/>
+            <wp:effectExtent b="0" l="0" r="0" t="0"/>
+            <wp:docPr descr="Мониторинг" title="" id="81" name="Picture"/>
+            <a:graphic>
+              <a:graphicData uri="http://schemas.openxmlformats.org/drawingml/2006/picture">
+                <pic:pic>
+                  <pic:nvPicPr>
+                    <pic:cNvPr descr="image/20.png" id="82" name="Picture"/>
+                    <pic:cNvPicPr>
+                      <a:picLocks noChangeArrowheads="1" noChangeAspect="1"/>
+                    </pic:cNvPicPr>
+                  </pic:nvPicPr>
+                  <pic:blipFill>
+                    <a:blip r:embed="rId80"/>
+                    <a:stretch>
+                      <a:fillRect/>
+                    </a:stretch>
+                  </pic:blipFill>
+                  <pic:spPr bwMode="auto">
+                    <a:xfrm>
+                      <a:off x="0" y="0"/>
+                      <a:ext cx="4800600" cy="1614236"/>
+                    </a:xfrm>
+                    <a:prstGeom prst="rect">
+                      <a:avLst/>
+                    </a:prstGeom>
+                    <a:noFill/>
+                    <a:ln w="9525">
+                      <a:noFill/>
+                      <a:headEnd/>
+                      <a:tailEnd/>
+                    </a:ln>
+                  </pic:spPr>
+                </pic:pic>
+              </a:graphicData>
+            </a:graphic>
+          </wp:inline>
+        </w:drawing>
+      </w:r>
+    </w:p>
+    <w:p>
+      <w:pPr>
+        <w:pStyle w:val="ImageCaption"/>
+      </w:pPr>
+      <w:r>
+        <w:t xml:space="preserve">Рис. 20: Мониторинг</w:t>
+      </w:r>
+    </w:p>
+    <w:p>
+      <w:pPr>
+        <w:pStyle w:val="BodyText"/>
+      </w:pPr>
+      <w:r>
+        <w:t xml:space="preserve">В отчёте отразите, доставлено сообщение или нет с пояснением, на основе каких строк лога вы сделали вывод. Дополнительно посмотрите содержание каталога /var/spool/mail на предмет того, появился ли там каталог вашего пользователя с отправленным письмом.</w:t>
+      </w:r>
+    </w:p>
+    <w:p>
+      <w:pPr>
+        <w:pStyle w:val="BodyText"/>
+      </w:pPr>
+      <w:r>
+        <w:t xml:space="preserve">Сообщение было доставлено. Его можно увидеть в папке /var/spool/mail. А так же мы можем предпологать что сообщение было доставлено на основе лагов server postfix/pickup и server postfix/cleanup. Они первые поймали информацию о том что пришло новое сообщение.</w:t>
+      </w:r>
+    </w:p>
+    <w:p>
+      <w:pPr>
+        <w:numPr>
+          <w:ilvl w:val="0"/>
+          <w:numId w:val="1020"/>
+        </w:numPr>
+        <w:pStyle w:val="Compact"/>
+      </w:pPr>
+      <w:r>
+        <w:t xml:space="preserve">На виртуальной машине client войдите под вашим пользователем и откройте терминал. Перейдите в режим суперпользователя:(рис. 21)</w:t>
+      </w:r>
+    </w:p>
+    <w:p>
+      <w:pPr>
+        <w:pStyle w:val="CaptionedFigure"/>
+      </w:pPr>
+      <w:r>
+        <w:drawing>
+          <wp:inline>
+            <wp:extent cx="3763477" cy="866273"/>
+            <wp:effectExtent b="0" l="0" r="0" t="0"/>
+            <wp:docPr descr="Переходим в режим суперпользователя на client" title="" id="84" name="Picture"/>
+            <a:graphic>
+              <a:graphicData uri="http://schemas.openxmlformats.org/drawingml/2006/picture">
+                <pic:pic>
+                  <pic:nvPicPr>
+                    <pic:cNvPr descr="image/21.png" id="85" name="Picture"/>
+                    <pic:cNvPicPr>
+                      <a:picLocks noChangeArrowheads="1" noChangeAspect="1"/>
+                    </pic:cNvPicPr>
+                  </pic:nvPicPr>
+                  <pic:blipFill>
+                    <a:blip r:embed="rId83"/>
+                    <a:stretch>
+                      <a:fillRect/>
+                    </a:stretch>
+                  </pic:blipFill>
+                  <pic:spPr bwMode="auto">
+                    <a:xfrm>
+                      <a:off x="0" y="0"/>
+                      <a:ext cx="3763477" cy="866273"/>
+                    </a:xfrm>
+                    <a:prstGeom prst="rect">
+                      <a:avLst/>
+                    </a:prstGeom>
+                    <a:noFill/>
+                    <a:ln w="9525">
+                      <a:noFill/>
+                      <a:headEnd/>
+                      <a:tailEnd/>
+                    </a:ln>
+                  </pic:spPr>
+                </pic:pic>
+              </a:graphicData>
+            </a:graphic>
+          </wp:inline>
+        </w:drawing>
+      </w:r>
+    </w:p>
+    <w:p>
+      <w:pPr>
+        <w:pStyle w:val="ImageCaption"/>
+      </w:pPr>
+      <w:r>
+        <w:t xml:space="preserve">Рис. 21: Переходим в режим суперпользователя на client</w:t>
+      </w:r>
+    </w:p>
+    <w:p>
+      <w:pPr>
+        <w:numPr>
+          <w:ilvl w:val="0"/>
+          <w:numId w:val="1021"/>
+        </w:numPr>
+        <w:pStyle w:val="Compact"/>
+      </w:pPr>
+      <w:r>
+        <w:t xml:space="preserve">На клиенте установите необходимые для работы пакеты:(рис. 22),(рис. 23)</w:t>
+      </w:r>
+    </w:p>
+    <w:p>
+      <w:pPr>
+        <w:pStyle w:val="CaptionedFigure"/>
+      </w:pPr>
+      <w:r>
+        <w:drawing>
+          <wp:inline>
+            <wp:extent cx="4800600" cy="1043395"/>
+            <wp:effectExtent b="0" l="0" r="0" t="0"/>
+            <wp:docPr descr="Устанавливаем postfix" title="" id="87" name="Picture"/>
+            <a:graphic>
+              <a:graphicData uri="http://schemas.openxmlformats.org/drawingml/2006/picture">
+                <pic:pic>
+                  <pic:nvPicPr>
+                    <pic:cNvPr descr="image/22.png" id="88" name="Picture"/>
+                    <pic:cNvPicPr>
+                      <a:picLocks noChangeArrowheads="1" noChangeAspect="1"/>
+                    </pic:cNvPicPr>
+                  </pic:nvPicPr>
+                  <pic:blipFill>
+                    <a:blip r:embed="rId86"/>
+                    <a:stretch>
+                      <a:fillRect/>
+                    </a:stretch>
+                  </pic:blipFill>
+                  <pic:spPr bwMode="auto">
+                    <a:xfrm>
+                      <a:off x="0" y="0"/>
+                      <a:ext cx="4800600" cy="1043395"/>
+                    </a:xfrm>
+                    <a:prstGeom prst="rect">
+                      <a:avLst/>
+                    </a:prstGeom>
+                    <a:noFill/>
+                    <a:ln w="9525">
+                      <a:noFill/>
+                      <a:headEnd/>
+                      <a:tailEnd/>
+                    </a:ln>
+                  </pic:spPr>
+                </pic:pic>
+              </a:graphicData>
+            </a:graphic>
+          </wp:inline>
+        </w:drawing>
+      </w:r>
+    </w:p>
+    <w:p>
+      <w:pPr>
+        <w:pStyle w:val="ImageCaption"/>
+      </w:pPr>
+      <w:r>
+        <w:t xml:space="preserve">Рис. 22: Устанавливаем postfix</w:t>
+      </w:r>
+    </w:p>
+    <w:p>
+      <w:pPr>
+        <w:pStyle w:val="CaptionedFigure"/>
+      </w:pPr>
+      <w:r>
+        <w:drawing>
+          <wp:inline>
+            <wp:extent cx="4800600" cy="2137804"/>
+            <wp:effectExtent b="0" l="0" r="0" t="0"/>
+            <wp:docPr descr="Устанавливаем s-nail" title="" id="90" name="Picture"/>
+            <a:graphic>
+              <a:graphicData uri="http://schemas.openxmlformats.org/drawingml/2006/picture">
+                <pic:pic>
+                  <pic:nvPicPr>
+                    <pic:cNvPr descr="image/23.png" id="91" name="Picture"/>
+                    <pic:cNvPicPr>
+                      <a:picLocks noChangeArrowheads="1" noChangeAspect="1"/>
+                    </pic:cNvPicPr>
+                  </pic:nvPicPr>
+                  <pic:blipFill>
+                    <a:blip r:embed="rId89"/>
+                    <a:stretch>
+                      <a:fillRect/>
+                    </a:stretch>
+                  </pic:blipFill>
+                  <pic:spPr bwMode="auto">
+                    <a:xfrm>
+                      <a:off x="0" y="0"/>
+                      <a:ext cx="4800600" cy="2137804"/>
+                    </a:xfrm>
+                    <a:prstGeom prst="rect">
+                      <a:avLst/>
+                    </a:prstGeom>
+                    <a:noFill/>
+                    <a:ln w="9525">
+                      <a:noFill/>
+                      <a:headEnd/>
+                      <a:tailEnd/>
+                    </a:ln>
+                  </pic:spPr>
+                </pic:pic>
+              </a:graphicData>
+            </a:graphic>
+          </wp:inline>
+        </w:drawing>
+      </w:r>
+    </w:p>
+    <w:p>
+      <w:pPr>
+        <w:pStyle w:val="ImageCaption"/>
+      </w:pPr>
+      <w:r>
+        <w:t xml:space="preserve">Рис. 23: Устанавливаем s-nail</w:t>
+      </w:r>
+    </w:p>
+    <w:p>
+      <w:pPr>
+        <w:numPr>
+          <w:ilvl w:val="0"/>
+          <w:numId w:val="1022"/>
+        </w:numPr>
+        <w:pStyle w:val="Compact"/>
+      </w:pPr>
+      <w:r>
+        <w:t xml:space="preserve">Отключите IPv6 в списке разрешённых в работе Postfix протоколов и оставьте только IPv4:(рис. 24)</w:t>
+      </w:r>
+    </w:p>
+    <w:p>
+      <w:pPr>
+        <w:pStyle w:val="CaptionedFigure"/>
+      </w:pPr>
+      <w:r>
+        <w:drawing>
+          <wp:inline>
+            <wp:extent cx="4800600" cy="986790"/>
+            <wp:effectExtent b="0" l="0" r="0" t="0"/>
+            <wp:docPr descr="Отключаем IPv6" title="" id="93" name="Picture"/>
+            <a:graphic>
+              <a:graphicData uri="http://schemas.openxmlformats.org/drawingml/2006/picture">
+                <pic:pic>
+                  <pic:nvPicPr>
+                    <pic:cNvPr descr="image/24.png" id="94" name="Picture"/>
+                    <pic:cNvPicPr>
+                      <a:picLocks noChangeArrowheads="1" noChangeAspect="1"/>
+                    </pic:cNvPicPr>
+                  </pic:nvPicPr>
+                  <pic:blipFill>
+                    <a:blip r:embed="rId92"/>
+                    <a:stretch>
+                      <a:fillRect/>
+                    </a:stretch>
+                  </pic:blipFill>
+                  <pic:spPr bwMode="auto">
+                    <a:xfrm>
+                      <a:off x="0" y="0"/>
+                      <a:ext cx="4800600" cy="986790"/>
+                    </a:xfrm>
+                    <a:prstGeom prst="rect">
+                      <a:avLst/>
+                    </a:prstGeom>
+                    <a:noFill/>
+                    <a:ln w="9525">
+                      <a:noFill/>
+                      <a:headEnd/>
+                      <a:tailEnd/>
+                    </a:ln>
+                  </pic:spPr>
+                </pic:pic>
+              </a:graphicData>
+            </a:graphic>
+          </wp:inline>
+        </w:drawing>
+      </w:r>
+    </w:p>
+    <w:p>
+      <w:pPr>
+        <w:pStyle w:val="ImageCaption"/>
+      </w:pPr>
+      <w:r>
+        <w:t xml:space="preserve">Рис. 24: Отключаем IPv6</w:t>
+      </w:r>
+    </w:p>
+    <w:p>
+      <w:pPr>
+        <w:numPr>
+          <w:ilvl w:val="0"/>
+          <w:numId w:val="1023"/>
+        </w:numPr>
+        <w:pStyle w:val="Compact"/>
+      </w:pPr>
+      <w:r>
+        <w:t xml:space="preserve">На клиенте запустите Postfix:(рис. 25)</w:t>
+      </w:r>
+    </w:p>
+    <w:p>
+      <w:pPr>
+        <w:pStyle w:val="CaptionedFigure"/>
+      </w:pPr>
+      <w:r>
+        <w:drawing>
+          <wp:inline>
+            <wp:extent cx="4800600" cy="662962"/>
+            <wp:effectExtent b="0" l="0" r="0" t="0"/>
+            <wp:docPr descr="Запускаем Postfix с клиента" title="" id="96" name="Picture"/>
+            <a:graphic>
+              <a:graphicData uri="http://schemas.openxmlformats.org/drawingml/2006/picture">
+                <pic:pic>
+                  <pic:nvPicPr>
+                    <pic:cNvPr descr="image/25.png" id="97" name="Picture"/>
+                    <pic:cNvPicPr>
+                      <a:picLocks noChangeArrowheads="1" noChangeAspect="1"/>
+                    </pic:cNvPicPr>
+                  </pic:nvPicPr>
+                  <pic:blipFill>
+                    <a:blip r:embed="rId95"/>
+                    <a:stretch>
+                      <a:fillRect/>
+                    </a:stretch>
+                  </pic:blipFill>
+                  <pic:spPr bwMode="auto">
+                    <a:xfrm>
+                      <a:off x="0" y="0"/>
+                      <a:ext cx="4800600" cy="662962"/>
+                    </a:xfrm>
+                    <a:prstGeom prst="rect">
+                      <a:avLst/>
+                    </a:prstGeom>
+                    <a:noFill/>
+                    <a:ln w="9525">
+                      <a:noFill/>
+                      <a:headEnd/>
+                      <a:tailEnd/>
+                    </a:ln>
+                  </pic:spPr>
+                </pic:pic>
+              </a:graphicData>
+            </a:graphic>
+          </wp:inline>
+        </w:drawing>
+      </w:r>
+    </w:p>
+    <w:p>
+      <w:pPr>
+        <w:pStyle w:val="ImageCaption"/>
+      </w:pPr>
+      <w:r>
+        <w:t xml:space="preserve">Рис. 25: Запускаем Postfix с клиента</w:t>
+      </w:r>
+    </w:p>
+    <w:p>
+      <w:pPr>
+        <w:numPr>
+          <w:ilvl w:val="0"/>
+          <w:numId w:val="1024"/>
+        </w:numPr>
+        <w:pStyle w:val="Compact"/>
+      </w:pPr>
+      <w:r>
+        <w:t xml:space="preserve">На клиенте под учётной записью пользователя аналогичным образом отправьте себе второе письмо, используя утилиту mail. Сравните результат мониторинга почтовой службы на сервере при отправке сообщения с сервера и с клиента. В отчёте отразите, доставлено сообщение или нет. (рис. 26)</w:t>
+      </w:r>
+    </w:p>
+    <w:p>
+      <w:pPr>
+        <w:pStyle w:val="CaptionedFigure"/>
+      </w:pPr>
+      <w:r>
+        <w:drawing>
+          <wp:inline>
+            <wp:extent cx="4800600" cy="3026201"/>
+            <wp:effectExtent b="0" l="0" r="0" t="0"/>
+            <wp:docPr descr="Содержание отправленого письма клиенту" title="" id="99" name="Picture"/>
+            <a:graphic>
+              <a:graphicData uri="http://schemas.openxmlformats.org/drawingml/2006/picture">
+                <pic:pic>
+                  <pic:nvPicPr>
+                    <pic:cNvPr descr="image/27.png" id="100" name="Picture"/>
+                    <pic:cNvPicPr>
+                      <a:picLocks noChangeArrowheads="1" noChangeAspect="1"/>
+                    </pic:cNvPicPr>
+                  </pic:nvPicPr>
+                  <pic:blipFill>
+                    <a:blip r:embed="rId98"/>
+                    <a:stretch>
+                      <a:fillRect/>
+                    </a:stretch>
+                  </pic:blipFill>
+                  <pic:spPr bwMode="auto">
+                    <a:xfrm>
+                      <a:off x="0" y="0"/>
+                      <a:ext cx="4800600" cy="3026201"/>
+                    </a:xfrm>
+                    <a:prstGeom prst="rect">
+                      <a:avLst/>
+                    </a:prstGeom>
+                    <a:noFill/>
+                    <a:ln w="9525">
+                      <a:noFill/>
+                      <a:headEnd/>
+                      <a:tailEnd/>
+                    </a:ln>
+                  </pic:spPr>
+                </pic:pic>
+              </a:graphicData>
+            </a:graphic>
+          </wp:inline>
+        </w:drawing>
+      </w:r>
+    </w:p>
+    <w:p>
+      <w:pPr>
+        <w:pStyle w:val="ImageCaption"/>
+      </w:pPr>
+      <w:r>
+        <w:t xml:space="preserve">Рис. 26: Содержание отправленого письма клиенту</w:t>
+      </w:r>
+    </w:p>
+    <w:p>
+      <w:pPr>
+        <w:pStyle w:val="BodyText"/>
+      </w:pPr>
+      <w:r>
+        <w:t xml:space="preserve">Письмо пришло, но отразилось только у client.</w:t>
+      </w:r>
+    </w:p>
+    <w:p>
+      <w:pPr>
+        <w:numPr>
+          <w:ilvl w:val="0"/>
+          <w:numId w:val="1025"/>
+        </w:numPr>
+        <w:pStyle w:val="Compact"/>
+      </w:pPr>
+      <w:r>
+        <w:t xml:space="preserve">На сервере в конфигурации Postfix посмотрите значения параметров сетевых интерфейсов inet_interfaces и сетевых адресов mynetworks:(рис. 27)</w:t>
+      </w:r>
+    </w:p>
+    <w:p>
+      <w:pPr>
+        <w:pStyle w:val="CaptionedFigure"/>
+      </w:pPr>
+      <w:r>
+        <w:drawing>
+          <wp:inline>
+            <wp:extent cx="4800600" cy="892205"/>
+            <wp:effectExtent b="0" l="0" r="0" t="0"/>
+            <wp:docPr descr="Проверяем конфигурации Postfix" title="" id="102" name="Picture"/>
+            <a:graphic>
+              <a:graphicData uri="http://schemas.openxmlformats.org/drawingml/2006/picture">
+                <pic:pic>
+                  <pic:nvPicPr>
+                    <pic:cNvPr descr="image/29.png" id="103" name="Picture"/>
+                    <pic:cNvPicPr>
+                      <a:picLocks noChangeArrowheads="1" noChangeAspect="1"/>
+                    </pic:cNvPicPr>
+                  </pic:nvPicPr>
+                  <pic:blipFill>
+                    <a:blip r:embed="rId101"/>
+                    <a:stretch>
+                      <a:fillRect/>
+                    </a:stretch>
+                  </pic:blipFill>
+                  <pic:spPr bwMode="auto">
+                    <a:xfrm>
+                      <a:off x="0" y="0"/>
+                      <a:ext cx="4800600" cy="892205"/>
+                    </a:xfrm>
+                    <a:prstGeom prst="rect">
+                      <a:avLst/>
+                    </a:prstGeom>
+                    <a:noFill/>
+                    <a:ln w="9525">
+                      <a:noFill/>
+                      <a:headEnd/>
+                      <a:tailEnd/>
+                    </a:ln>
+                  </pic:spPr>
+                </pic:pic>
+              </a:graphicData>
+            </a:graphic>
+          </wp:inline>
+        </w:drawing>
+      </w:r>
+    </w:p>
+    <w:p>
+      <w:pPr>
+        <w:pStyle w:val="ImageCaption"/>
+      </w:pPr>
+      <w:r>
+        <w:t xml:space="preserve">Рис. 27: Проверяем конфигурации Postfix</w:t>
+      </w:r>
+    </w:p>
+    <w:p>
+      <w:pPr>
+        <w:numPr>
+          <w:ilvl w:val="0"/>
+          <w:numId w:val="1026"/>
+        </w:numPr>
+        <w:pStyle w:val="Compact"/>
+      </w:pPr>
+      <w:r>
+        <w:t xml:space="preserve">Разрешите Postfix прослушивать соединения не только с локального узла, но и с других интерфейсов сети:(рис. 28)</w:t>
+      </w:r>
+    </w:p>
+    <w:p>
+      <w:pPr>
+        <w:pStyle w:val="CaptionedFigure"/>
+      </w:pPr>
+      <w:r>
+        <w:drawing>
+          <wp:inline>
+            <wp:extent cx="4800600" cy="331657"/>
+            <wp:effectExtent b="0" l="0" r="0" t="0"/>
+            <wp:docPr descr="Включаем прослушивание всех соединений" title="" id="105" name="Picture"/>
+            <a:graphic>
+              <a:graphicData uri="http://schemas.openxmlformats.org/drawingml/2006/picture">
+                <pic:pic>
+                  <pic:nvPicPr>
+                    <pic:cNvPr descr="image/30.png" id="106" name="Picture"/>
+                    <pic:cNvPicPr>
+                      <a:picLocks noChangeArrowheads="1" noChangeAspect="1"/>
+                    </pic:cNvPicPr>
+                  </pic:nvPicPr>
+                  <pic:blipFill>
+                    <a:blip r:embed="rId104"/>
+                    <a:stretch>
+                      <a:fillRect/>
+                    </a:stretch>
+                  </pic:blipFill>
+                  <pic:spPr bwMode="auto">
+                    <a:xfrm>
+                      <a:off x="0" y="0"/>
+                      <a:ext cx="4800600" cy="331657"/>
+                    </a:xfrm>
+                    <a:prstGeom prst="rect">
+                      <a:avLst/>
+                    </a:prstGeom>
+                    <a:noFill/>
+                    <a:ln w="9525">
+                      <a:noFill/>
+                      <a:headEnd/>
+                      <a:tailEnd/>
+                    </a:ln>
+                  </pic:spPr>
+                </pic:pic>
+              </a:graphicData>
+            </a:graphic>
+          </wp:inline>
+        </w:drawing>
+      </w:r>
+    </w:p>
+    <w:p>
+      <w:pPr>
+        <w:pStyle w:val="ImageCaption"/>
+      </w:pPr>
+      <w:r>
+        <w:t xml:space="preserve">Рис. 28: Включаем прослушивание всех соединений</w:t>
+      </w:r>
+    </w:p>
+    <w:p>
+      <w:pPr>
+        <w:numPr>
+          <w:ilvl w:val="0"/>
+          <w:numId w:val="1027"/>
+        </w:numPr>
+        <w:pStyle w:val="Compact"/>
+      </w:pPr>
+      <w:r>
+        <w:t xml:space="preserve">Добавьте адрес внутренней сети, разрешив таким образом пересылку сообщений между узлами сети:(рис. 29)</w:t>
+      </w:r>
+    </w:p>
+    <w:p>
+      <w:pPr>
+        <w:pStyle w:val="CaptionedFigure"/>
+      </w:pPr>
+      <w:r>
+        <w:drawing>
+          <wp:inline>
+            <wp:extent cx="4800600" cy="373587"/>
+            <wp:effectExtent b="0" l="0" r="0" t="0"/>
+            <wp:docPr descr="Вручную добавляем адрес внутренней сети" title="" id="108" name="Picture"/>
+            <a:graphic>
+              <a:graphicData uri="http://schemas.openxmlformats.org/drawingml/2006/picture">
+                <pic:pic>
+                  <pic:nvPicPr>
+                    <pic:cNvPr descr="image/31.png" id="109" name="Picture"/>
+                    <pic:cNvPicPr>
+                      <a:picLocks noChangeArrowheads="1" noChangeAspect="1"/>
+                    </pic:cNvPicPr>
+                  </pic:nvPicPr>
+                  <pic:blipFill>
+                    <a:blip r:embed="rId107"/>
+                    <a:stretch>
+                      <a:fillRect/>
+                    </a:stretch>
+                  </pic:blipFill>
+                  <pic:spPr bwMode="auto">
+                    <a:xfrm>
+                      <a:off x="0" y="0"/>
+                      <a:ext cx="4800600" cy="373587"/>
+                    </a:xfrm>
+                    <a:prstGeom prst="rect">
+                      <a:avLst/>
+                    </a:prstGeom>
+                    <a:noFill/>
+                    <a:ln w="9525">
+                      <a:noFill/>
+                      <a:headEnd/>
+                      <a:tailEnd/>
+                    </a:ln>
+                  </pic:spPr>
+                </pic:pic>
+              </a:graphicData>
+            </a:graphic>
+          </wp:inline>
+        </w:drawing>
+      </w:r>
+    </w:p>
+    <w:p>
+      <w:pPr>
+        <w:pStyle w:val="ImageCaption"/>
+      </w:pPr>
+      <w:r>
+        <w:t xml:space="preserve">Рис. 29: Вручную добавляем адрес внутренней сети</w:t>
+      </w:r>
+    </w:p>
+    <w:p>
+      <w:pPr>
+        <w:numPr>
+          <w:ilvl w:val="0"/>
+          <w:numId w:val="1028"/>
+        </w:numPr>
+        <w:pStyle w:val="Compact"/>
+      </w:pPr>
+      <w:r>
+        <w:t xml:space="preserve">Перезагрузите конфигурацию Postfix и перезапустите Postfix:(рис. 30)</w:t>
+      </w:r>
+    </w:p>
+    <w:p>
+      <w:pPr>
+        <w:pStyle w:val="CaptionedFigure"/>
+      </w:pPr>
+      <w:r>
+        <w:drawing>
+          <wp:inline>
+            <wp:extent cx="4800600" cy="1200150"/>
+            <wp:effectExtent b="0" l="0" r="0" t="0"/>
+            <wp:docPr descr="Перезагружаем Postfix" title="" id="111" name="Picture"/>
+            <a:graphic>
+              <a:graphicData uri="http://schemas.openxmlformats.org/drawingml/2006/picture">
+                <pic:pic>
+                  <pic:nvPicPr>
+                    <pic:cNvPr descr="image/32.png" id="112" name="Picture"/>
+                    <pic:cNvPicPr>
+                      <a:picLocks noChangeArrowheads="1" noChangeAspect="1"/>
+                    </pic:cNvPicPr>
+                  </pic:nvPicPr>
+                  <pic:blipFill>
+                    <a:blip r:embed="rId110"/>
+                    <a:stretch>
+                      <a:fillRect/>
+                    </a:stretch>
+                  </pic:blipFill>
+                  <pic:spPr bwMode="auto">
+                    <a:xfrm>
+                      <a:off x="0" y="0"/>
+                      <a:ext cx="4800600" cy="1200150"/>
+                    </a:xfrm>
+                    <a:prstGeom prst="rect">
+                      <a:avLst/>
+                    </a:prstGeom>
+                    <a:noFill/>
+                    <a:ln w="9525">
+                      <a:noFill/>
+                      <a:headEnd/>
+                      <a:tailEnd/>
+                    </a:ln>
+                  </pic:spPr>
+                </pic:pic>
+              </a:graphicData>
+            </a:graphic>
+          </wp:inline>
+        </w:drawing>
+      </w:r>
+    </w:p>
+    <w:p>
+      <w:pPr>
+        <w:pStyle w:val="ImageCaption"/>
+      </w:pPr>
+      <w:r>
+        <w:t xml:space="preserve">Рис. 30: Перезагружаем Postfix</w:t>
+      </w:r>
+    </w:p>
+    <w:p>
+      <w:pPr>
+        <w:numPr>
+          <w:ilvl w:val="0"/>
+          <w:numId w:val="1029"/>
+        </w:numPr>
+        <w:pStyle w:val="Compact"/>
+      </w:pPr>
+      <w:r>
+        <w:t xml:space="preserve">Повторите отправку сообщения с клиента. В отчёте отразите, что произошло с вашим сообщением.(рис. 31)</w:t>
+      </w:r>
+    </w:p>
+    <w:p>
+      <w:pPr>
+        <w:pStyle w:val="CaptionedFigure"/>
+      </w:pPr>
+      <w:r>
+        <w:drawing>
+          <wp:inline>
+            <wp:extent cx="4800600" cy="3242990"/>
+            <wp:effectExtent b="0" l="0" r="0" t="0"/>
+            <wp:docPr descr="Снова отправляем письмо" title="" id="114" name="Picture"/>
+            <a:graphic>
+              <a:graphicData uri="http://schemas.openxmlformats.org/drawingml/2006/picture">
+                <pic:pic>
+                  <pic:nvPicPr>
+                    <pic:cNvPr descr="image/33.png" id="115" name="Picture"/>
+                    <pic:cNvPicPr>
+                      <a:picLocks noChangeArrowheads="1" noChangeAspect="1"/>
+                    </pic:cNvPicPr>
+                  </pic:nvPicPr>
+                  <pic:blipFill>
+                    <a:blip r:embed="rId113"/>
+                    <a:stretch>
+                      <a:fillRect/>
+                    </a:stretch>
+                  </pic:blipFill>
+                  <pic:spPr bwMode="auto">
+                    <a:xfrm>
+                      <a:off x="0" y="0"/>
+                      <a:ext cx="4800600" cy="3242990"/>
+                    </a:xfrm>
+                    <a:prstGeom prst="rect">
+                      <a:avLst/>
+                    </a:prstGeom>
+                    <a:noFill/>
+                    <a:ln w="9525">
+                      <a:noFill/>
+                      <a:headEnd/>
+                      <a:tailEnd/>
+                    </a:ln>
+                  </pic:spPr>
+                </pic:pic>
+              </a:graphicData>
+            </a:graphic>
+          </wp:inline>
+        </w:drawing>
+      </w:r>
+    </w:p>
+    <w:p>
+      <w:pPr>
+        <w:pStyle w:val="ImageCaption"/>
+      </w:pPr>
+      <w:r>
+        <w:t xml:space="preserve">Рис. 31: Снова отправляем письмо</w:t>
+      </w:r>
+    </w:p>
+    <w:p>
+      <w:pPr>
+        <w:pStyle w:val="BodyText"/>
+      </w:pPr>
+      <w:r>
+        <w:t xml:space="preserve">Письмо пришло, но отразилось только у client.</w:t>
+      </w:r>
+    </w:p>
+    <w:bookmarkEnd w:id="116"/>
+    <w:bookmarkStart w:id="147" w:name="конфигурация-postfix-для-домена"/>
+    <w:p>
+      <w:pPr>
+        <w:pStyle w:val="Heading3"/>
+      </w:pPr>
+      <w:r>
+        <w:rPr>
+          <w:rStyle w:val="SectionNumber"/>
+        </w:rPr>
+        <w:t xml:space="preserve">2.1.4</w:t>
+      </w:r>
+      <w:r>
+        <w:tab/>
+      </w:r>
+      <w:r>
+        <w:t xml:space="preserve">Конфигурация Postfix для домена</w:t>
+      </w:r>
+    </w:p>
+    <w:p>
+      <w:pPr>
+        <w:numPr>
+          <w:ilvl w:val="0"/>
+          <w:numId w:val="1030"/>
+        </w:numPr>
+        <w:pStyle w:val="Compact"/>
+      </w:pPr>
+      <w:r>
+        <w:t xml:space="preserve">С клиента отправьте письмо на свой доменный адрес:(рис. 32)</w:t>
+      </w:r>
+    </w:p>
+    <w:p>
+      <w:pPr>
+        <w:pStyle w:val="CaptionedFigure"/>
+      </w:pPr>
+      <w:r>
+        <w:drawing>
+          <wp:inline>
+            <wp:extent cx="4800600" cy="586153"/>
+            <wp:effectExtent b="0" l="0" r="0" t="0"/>
+            <wp:docPr descr="Отправляем письмо с доменным адресом" title="" id="118" name="Picture"/>
+            <a:graphic>
+              <a:graphicData uri="http://schemas.openxmlformats.org/drawingml/2006/picture">
+                <pic:pic>
+                  <pic:nvPicPr>
+                    <pic:cNvPr descr="image/34.png" id="119" name="Picture"/>
+                    <pic:cNvPicPr>
+                      <a:picLocks noChangeArrowheads="1" noChangeAspect="1"/>
+                    </pic:cNvPicPr>
+                  </pic:nvPicPr>
+                  <pic:blipFill>
+                    <a:blip r:embed="rId117"/>
+                    <a:stretch>
+                      <a:fillRect/>
+                    </a:stretch>
+                  </pic:blipFill>
+                  <pic:spPr bwMode="auto">
+                    <a:xfrm>
+                      <a:off x="0" y="0"/>
+                      <a:ext cx="4800600" cy="586153"/>
+                    </a:xfrm>
+                    <a:prstGeom prst="rect">
+                      <a:avLst/>
+                    </a:prstGeom>
+                    <a:noFill/>
+                    <a:ln w="9525">
+                      <a:noFill/>
+                      <a:headEnd/>
+                      <a:tailEnd/>
+                    </a:ln>
+                  </pic:spPr>
+                </pic:pic>
+              </a:graphicData>
+            </a:graphic>
+          </wp:inline>
+        </w:drawing>
+      </w:r>
+    </w:p>
+    <w:p>
+      <w:pPr>
+        <w:pStyle w:val="ImageCaption"/>
+      </w:pPr>
+      <w:r>
+        <w:t xml:space="preserve">Рис. 32: Отправляем письмо с доменным адресом</w:t>
+      </w:r>
+    </w:p>
+    <w:p>
+      <w:pPr>
+        <w:numPr>
+          <w:ilvl w:val="0"/>
+          <w:numId w:val="1031"/>
+        </w:numPr>
+        <w:pStyle w:val="Compact"/>
+      </w:pPr>
+      <w:r>
+        <w:t xml:space="preserve">Запустите мониторинг работы почтовой службы и посмотрите, что произошло с вашим сообщением:(рис. 33)</w:t>
+      </w:r>
+    </w:p>
+    <w:p>
+      <w:pPr>
+        <w:pStyle w:val="CaptionedFigure"/>
+      </w:pPr>
+      <w:r>
+        <w:drawing>
+          <wp:inline>
+            <wp:extent cx="4800600" cy="518598"/>
+            <wp:effectExtent b="0" l="0" r="0" t="0"/>
+            <wp:docPr descr="Мониторинг" title="" id="121" name="Picture"/>
+            <a:graphic>
+              <a:graphicData uri="http://schemas.openxmlformats.org/drawingml/2006/picture">
+                <pic:pic>
+                  <pic:nvPicPr>
+                    <pic:cNvPr descr="image/36.png" id="122" name="Picture"/>
+                    <pic:cNvPicPr>
+                      <a:picLocks noChangeArrowheads="1" noChangeAspect="1"/>
+                    </pic:cNvPicPr>
+                  </pic:nvPicPr>
+                  <pic:blipFill>
+                    <a:blip r:embed="rId120"/>
+                    <a:stretch>
+                      <a:fillRect/>
+                    </a:stretch>
+                  </pic:blipFill>
+                  <pic:spPr bwMode="auto">
+                    <a:xfrm>
+                      <a:off x="0" y="0"/>
+                      <a:ext cx="4800600" cy="518598"/>
+                    </a:xfrm>
+                    <a:prstGeom prst="rect">
+                      <a:avLst/>
+                    </a:prstGeom>
+                    <a:noFill/>
+                    <a:ln w="9525">
+                      <a:noFill/>
+                      <a:headEnd/>
+                      <a:tailEnd/>
+                    </a:ln>
+                  </pic:spPr>
+                </pic:pic>
+              </a:graphicData>
+            </a:graphic>
+          </wp:inline>
+        </w:drawing>
+      </w:r>
+    </w:p>
+    <w:p>
+      <w:pPr>
+        <w:pStyle w:val="ImageCaption"/>
+      </w:pPr>
+      <w:r>
+        <w:t xml:space="preserve">Рис. 33: Мониторинг</w:t>
+      </w:r>
+    </w:p>
+    <w:p>
+      <w:pPr>
+        <w:pStyle w:val="BodyText"/>
+      </w:pPr>
+      <w:r>
+        <w:t xml:space="preserve">В отчёте отразите, что произошло с вашим сообщением.</w:t>
+      </w:r>
+    </w:p>
+    <w:p>
+      <w:pPr>
+        <w:pStyle w:val="BodyText"/>
+      </w:pPr>
+      <w:r>
+        <w:t xml:space="preserve">Письмо было отправлено, но как мы написали неточный адрес, а имено ошиблись в оправили на конкретный узел сети, письмо было остановлено.</w:t>
+      </w:r>
+    </w:p>
+    <w:p>
+      <w:pPr>
+        <w:numPr>
+          <w:ilvl w:val="0"/>
+          <w:numId w:val="1032"/>
+        </w:numPr>
+        <w:pStyle w:val="Compact"/>
+      </w:pPr>
+      <w:r>
+        <w:t xml:space="preserve">Дополнительно посмотрите, какие сообщения ожидают в очереди на отправление:(рис. 34)</w:t>
+      </w:r>
+    </w:p>
+    <w:p>
+      <w:pPr>
+        <w:pStyle w:val="CaptionedFigure"/>
+      </w:pPr>
+      <w:r>
+        <w:drawing>
+          <wp:inline>
+            <wp:extent cx="4800600" cy="1250255"/>
+            <wp:effectExtent b="0" l="0" r="0" t="0"/>
+            <wp:docPr descr="Сообщения что ожидают очереди на отправление" title="" id="124" name="Picture"/>
+            <a:graphic>
+              <a:graphicData uri="http://schemas.openxmlformats.org/drawingml/2006/picture">
+                <pic:pic>
+                  <pic:nvPicPr>
+                    <pic:cNvPr descr="image/37.png" id="125" name="Picture"/>
+                    <pic:cNvPicPr>
+                      <a:picLocks noChangeArrowheads="1" noChangeAspect="1"/>
+                    </pic:cNvPicPr>
+                  </pic:nvPicPr>
+                  <pic:blipFill>
+                    <a:blip r:embed="rId123"/>
+                    <a:stretch>
+                      <a:fillRect/>
+                    </a:stretch>
+                  </pic:blipFill>
+                  <pic:spPr bwMode="auto">
+                    <a:xfrm>
+                      <a:off x="0" y="0"/>
+                      <a:ext cx="4800600" cy="1250255"/>
+                    </a:xfrm>
+                    <a:prstGeom prst="rect">
+                      <a:avLst/>
+                    </a:prstGeom>
+                    <a:noFill/>
+                    <a:ln w="9525">
+                      <a:noFill/>
+                      <a:headEnd/>
+                      <a:tailEnd/>
+                    </a:ln>
+                  </pic:spPr>
+                </pic:pic>
+              </a:graphicData>
+            </a:graphic>
+          </wp:inline>
+        </w:drawing>
+      </w:r>
+    </w:p>
+    <w:p>
+      <w:pPr>
+        <w:pStyle w:val="ImageCaption"/>
+      </w:pPr>
+      <w:r>
+        <w:t xml:space="preserve">Рис. 34: Сообщения что ожидают очереди на отправление</w:t>
+      </w:r>
+    </w:p>
+    <w:p>
+      <w:pPr>
+        <w:numPr>
+          <w:ilvl w:val="0"/>
+          <w:numId w:val="1033"/>
+        </w:numPr>
+        <w:pStyle w:val="Compact"/>
+      </w:pPr>
+      <w:r>
+        <w:t xml:space="preserve">Для настройки возможности отправки сообщений не на конкретный узел сети, а на доменный адрес пропишите MX-запись с указанием имени почтового сервера mail.user.net (вместо user укажите свой логин) в файле прямой DNS-зоны:(рис. 35)</w:t>
+      </w:r>
+    </w:p>
+    <w:p>
+      <w:pPr>
+        <w:pStyle w:val="CaptionedFigure"/>
+      </w:pPr>
+      <w:r>
+        <w:drawing>
+          <wp:inline>
+            <wp:extent cx="4800600" cy="2359697"/>
+            <wp:effectExtent b="0" l="0" r="0" t="0"/>
+            <wp:docPr descr="Файл прямой DNS-зоны" title="" id="127" name="Picture"/>
+            <a:graphic>
+              <a:graphicData uri="http://schemas.openxmlformats.org/drawingml/2006/picture">
+                <pic:pic>
+                  <pic:nvPicPr>
+                    <pic:cNvPr descr="image/38.png" id="128" name="Picture"/>
+                    <pic:cNvPicPr>
+                      <a:picLocks noChangeArrowheads="1" noChangeAspect="1"/>
+                    </pic:cNvPicPr>
+                  </pic:nvPicPr>
+                  <pic:blipFill>
+                    <a:blip r:embed="rId126"/>
+                    <a:stretch>
+                      <a:fillRect/>
+                    </a:stretch>
+                  </pic:blipFill>
+                  <pic:spPr bwMode="auto">
+                    <a:xfrm>
+                      <a:off x="0" y="0"/>
+                      <a:ext cx="4800600" cy="2359697"/>
+                    </a:xfrm>
+                    <a:prstGeom prst="rect">
+                      <a:avLst/>
+                    </a:prstGeom>
+                    <a:noFill/>
+                    <a:ln w="9525">
+                      <a:noFill/>
+                      <a:headEnd/>
+                      <a:tailEnd/>
+                    </a:ln>
+                  </pic:spPr>
+                </pic:pic>
+              </a:graphicData>
+            </a:graphic>
+          </wp:inline>
+        </w:drawing>
+      </w:r>
+    </w:p>
+    <w:p>
+      <w:pPr>
+        <w:pStyle w:val="ImageCaption"/>
+      </w:pPr>
+      <w:r>
+        <w:t xml:space="preserve">Рис. 35: Файл прямой DNS-зоны</w:t>
+      </w:r>
+    </w:p>
+    <w:p>
+      <w:pPr>
+        <w:pStyle w:val="BodyText"/>
+      </w:pPr>
+      <w:r>
+        <w:t xml:space="preserve">и в файле обратной DNS-зоны:(рис. 36)</w:t>
+      </w:r>
+    </w:p>
+    <w:p>
+      <w:pPr>
+        <w:pStyle w:val="CaptionedFigure"/>
+      </w:pPr>
+      <w:r>
+        <w:drawing>
+          <wp:inline>
+            <wp:extent cx="4800600" cy="2504450"/>
+            <wp:effectExtent b="0" l="0" r="0" t="0"/>
+            <wp:docPr descr="Файл обратной DNS-зоны" title="" id="130" name="Picture"/>
+            <a:graphic>
+              <a:graphicData uri="http://schemas.openxmlformats.org/drawingml/2006/picture">
+                <pic:pic>
+                  <pic:nvPicPr>
+                    <pic:cNvPr descr="image/39.png" id="131" name="Picture"/>
+                    <pic:cNvPicPr>
+                      <a:picLocks noChangeArrowheads="1" noChangeAspect="1"/>
+                    </pic:cNvPicPr>
+                  </pic:nvPicPr>
+                  <pic:blipFill>
+                    <a:blip r:embed="rId129"/>
+                    <a:stretch>
+                      <a:fillRect/>
+                    </a:stretch>
+                  </pic:blipFill>
+                  <pic:spPr bwMode="auto">
+                    <a:xfrm>
+                      <a:off x="0" y="0"/>
+                      <a:ext cx="4800600" cy="2504450"/>
+                    </a:xfrm>
+                    <a:prstGeom prst="rect">
+                      <a:avLst/>
+                    </a:prstGeom>
+                    <a:noFill/>
+                    <a:ln w="9525">
+                      <a:noFill/>
+                      <a:headEnd/>
+                      <a:tailEnd/>
+                    </a:ln>
+                  </pic:spPr>
+                </pic:pic>
+              </a:graphicData>
+            </a:graphic>
+          </wp:inline>
+        </w:drawing>
+      </w:r>
+    </w:p>
+    <w:p>
+      <w:pPr>
+        <w:pStyle w:val="ImageCaption"/>
+      </w:pPr>
+      <w:r>
+        <w:t xml:space="preserve">Рис. 36: Файл обратной DNS-зоны</w:t>
+      </w:r>
+    </w:p>
+    <w:p>
+      <w:pPr>
+        <w:numPr>
+          <w:ilvl w:val="0"/>
+          <w:numId w:val="1034"/>
+        </w:numPr>
+        <w:pStyle w:val="Compact"/>
+      </w:pPr>
+      <w:r>
+        <w:t xml:space="preserve">В конфигурации Postfix добавьте домен в список элементов сети, для которых данный сервер является конечной точкой доставки почты:(рис. 37)</w:t>
+      </w:r>
+    </w:p>
+    <w:p>
+      <w:pPr>
+        <w:pStyle w:val="CaptionedFigure"/>
+      </w:pPr>
+      <w:r>
+        <w:drawing>
+          <wp:inline>
+            <wp:extent cx="4800600" cy="398098"/>
+            <wp:effectExtent b="0" l="0" r="0" t="0"/>
+            <wp:docPr descr="Добавляем домен" title="" id="133" name="Picture"/>
+            <a:graphic>
+              <a:graphicData uri="http://schemas.openxmlformats.org/drawingml/2006/picture">
+                <pic:pic>
+                  <pic:nvPicPr>
+                    <pic:cNvPr descr="image/40.png" id="134" name="Picture"/>
+                    <pic:cNvPicPr>
+                      <a:picLocks noChangeArrowheads="1" noChangeAspect="1"/>
+                    </pic:cNvPicPr>
+                  </pic:nvPicPr>
+                  <pic:blipFill>
+                    <a:blip r:embed="rId132"/>
+                    <a:stretch>
+                      <a:fillRect/>
+                    </a:stretch>
+                  </pic:blipFill>
+                  <pic:spPr bwMode="auto">
+                    <a:xfrm>
+                      <a:off x="0" y="0"/>
+                      <a:ext cx="4800600" cy="398098"/>
+                    </a:xfrm>
+                    <a:prstGeom prst="rect">
+                      <a:avLst/>
+                    </a:prstGeom>
+                    <a:noFill/>
+                    <a:ln w="9525">
+                      <a:noFill/>
+                      <a:headEnd/>
+                      <a:tailEnd/>
+                    </a:ln>
+                  </pic:spPr>
+                </pic:pic>
+              </a:graphicData>
+            </a:graphic>
+          </wp:inline>
+        </w:drawing>
+      </w:r>
+    </w:p>
+    <w:p>
+      <w:pPr>
+        <w:pStyle w:val="ImageCaption"/>
+      </w:pPr>
+      <w:r>
+        <w:t xml:space="preserve">Рис. 37: Добавляем домен</w:t>
+      </w:r>
+    </w:p>
+    <w:p>
+      <w:pPr>
+        <w:numPr>
+          <w:ilvl w:val="0"/>
+          <w:numId w:val="1035"/>
+        </w:numPr>
+        <w:pStyle w:val="Compact"/>
+      </w:pPr>
+      <w:r>
+        <w:t xml:space="preserve">Перезагрузите конфигурацию Postfix:(рис. 38)</w:t>
+      </w:r>
+    </w:p>
+    <w:p>
+      <w:pPr>
+        <w:pStyle w:val="CaptionedFigure"/>
+      </w:pPr>
+      <w:r>
+        <w:drawing>
+          <wp:inline>
+            <wp:extent cx="4800600" cy="788290"/>
+            <wp:effectExtent b="0" l="0" r="0" t="0"/>
+            <wp:docPr descr="Перезагружаем Postfix" title="" id="136" name="Picture"/>
+            <a:graphic>
+              <a:graphicData uri="http://schemas.openxmlformats.org/drawingml/2006/picture">
+                <pic:pic>
+                  <pic:nvPicPr>
+                    <pic:cNvPr descr="image/41.png" id="137" name="Picture"/>
+                    <pic:cNvPicPr>
+                      <a:picLocks noChangeArrowheads="1" noChangeAspect="1"/>
+                    </pic:cNvPicPr>
+                  </pic:nvPicPr>
+                  <pic:blipFill>
+                    <a:blip r:embed="rId135"/>
+                    <a:stretch>
+                      <a:fillRect/>
+                    </a:stretch>
+                  </pic:blipFill>
+                  <pic:spPr bwMode="auto">
+                    <a:xfrm>
+                      <a:off x="0" y="0"/>
+                      <a:ext cx="4800600" cy="788290"/>
+                    </a:xfrm>
+                    <a:prstGeom prst="rect">
+                      <a:avLst/>
+                    </a:prstGeom>
+                    <a:noFill/>
+                    <a:ln w="9525">
+                      <a:noFill/>
+                      <a:headEnd/>
+                      <a:tailEnd/>
+                    </a:ln>
+                  </pic:spPr>
+                </pic:pic>
+              </a:graphicData>
+            </a:graphic>
+          </wp:inline>
+        </w:drawing>
+      </w:r>
+    </w:p>
+    <w:p>
+      <w:pPr>
+        <w:pStyle w:val="ImageCaption"/>
+      </w:pPr>
+      <w:r>
+        <w:t xml:space="preserve">Рис. 38: Перезагружаем Postfix</w:t>
+      </w:r>
+    </w:p>
+    <w:p>
+      <w:pPr>
+        <w:numPr>
+          <w:ilvl w:val="0"/>
+          <w:numId w:val="1036"/>
+        </w:numPr>
+        <w:pStyle w:val="Compact"/>
+      </w:pPr>
+      <w:r>
+        <w:t xml:space="preserve">Восстановите контекст безопасности в SELinux:(рис. 39)</w:t>
+      </w:r>
+    </w:p>
+    <w:p>
+      <w:pPr>
+        <w:pStyle w:val="CaptionedFigure"/>
+      </w:pPr>
+      <w:r>
+        <w:drawing>
+          <wp:inline>
+            <wp:extent cx="4800600" cy="572052"/>
+            <wp:effectExtent b="0" l="0" r="0" t="0"/>
+            <wp:docPr descr="Востанавливаем контекст безопасности" title="" id="139" name="Picture"/>
+            <a:graphic>
+              <a:graphicData uri="http://schemas.openxmlformats.org/drawingml/2006/picture">
+                <pic:pic>
+                  <pic:nvPicPr>
+                    <pic:cNvPr descr="image/42.png" id="140" name="Picture"/>
+                    <pic:cNvPicPr>
+                      <a:picLocks noChangeArrowheads="1" noChangeAspect="1"/>
+                    </pic:cNvPicPr>
+                  </pic:nvPicPr>
+                  <pic:blipFill>
+                    <a:blip r:embed="rId138"/>
+                    <a:stretch>
+                      <a:fillRect/>
+                    </a:stretch>
+                  </pic:blipFill>
+                  <pic:spPr bwMode="auto">
+                    <a:xfrm>
+                      <a:off x="0" y="0"/>
+                      <a:ext cx="4800600" cy="572052"/>
+                    </a:xfrm>
+                    <a:prstGeom prst="rect">
+                      <a:avLst/>
+                    </a:prstGeom>
+                    <a:noFill/>
+                    <a:ln w="9525">
+                      <a:noFill/>
+                      <a:headEnd/>
+                      <a:tailEnd/>
+                    </a:ln>
+                  </pic:spPr>
+                </pic:pic>
+              </a:graphicData>
+            </a:graphic>
+          </wp:inline>
+        </w:drawing>
+      </w:r>
+    </w:p>
+    <w:p>
+      <w:pPr>
+        <w:pStyle w:val="ImageCaption"/>
+      </w:pPr>
+      <w:r>
+        <w:t xml:space="preserve">Рис. 39: Востанавливаем контекст безопасности</w:t>
+      </w:r>
+    </w:p>
+    <w:p>
+      <w:pPr>
+        <w:numPr>
+          <w:ilvl w:val="0"/>
+          <w:numId w:val="1037"/>
+        </w:numPr>
+        <w:pStyle w:val="Compact"/>
+      </w:pPr>
+      <w:r>
+        <w:t xml:space="preserve">Перезапустите DNS:(рис. 40)</w:t>
+      </w:r>
+    </w:p>
+    <w:p>
+      <w:pPr>
+        <w:pStyle w:val="CaptionedFigure"/>
+      </w:pPr>
+      <w:r>
+        <w:drawing>
+          <wp:inline>
+            <wp:extent cx="4800600" cy="510273"/>
+            <wp:effectExtent b="0" l="0" r="0" t="0"/>
+            <wp:docPr descr="Перезагружаем DNS" title="" id="142" name="Picture"/>
+            <a:graphic>
+              <a:graphicData uri="http://schemas.openxmlformats.org/drawingml/2006/picture">
+                <pic:pic>
+                  <pic:nvPicPr>
+                    <pic:cNvPr descr="image/43.png" id="143" name="Picture"/>
+                    <pic:cNvPicPr>
+                      <a:picLocks noChangeArrowheads="1" noChangeAspect="1"/>
+                    </pic:cNvPicPr>
+                  </pic:nvPicPr>
+                  <pic:blipFill>
+                    <a:blip r:embed="rId141"/>
+                    <a:stretch>
+                      <a:fillRect/>
+                    </a:stretch>
+                  </pic:blipFill>
+                  <pic:spPr bwMode="auto">
+                    <a:xfrm>
+                      <a:off x="0" y="0"/>
+                      <a:ext cx="4800600" cy="510273"/>
+                    </a:xfrm>
+                    <a:prstGeom prst="rect">
+                      <a:avLst/>
+                    </a:prstGeom>
+                    <a:noFill/>
+                    <a:ln w="9525">
+                      <a:noFill/>
+                      <a:headEnd/>
+                      <a:tailEnd/>
+                    </a:ln>
+                  </pic:spPr>
+                </pic:pic>
+              </a:graphicData>
+            </a:graphic>
+          </wp:inline>
+        </w:drawing>
+      </w:r>
+    </w:p>
+    <w:p>
+      <w:pPr>
+        <w:pStyle w:val="ImageCaption"/>
+      </w:pPr>
+      <w:r>
+        <w:t xml:space="preserve">Рис. 40: Перезагружаем DNS</w:t>
+      </w:r>
+    </w:p>
+    <w:p>
+      <w:pPr>
+        <w:numPr>
+          <w:ilvl w:val="0"/>
+          <w:numId w:val="1038"/>
+        </w:numPr>
+        <w:pStyle w:val="Compact"/>
+      </w:pPr>
+      <w:r>
+        <w:t xml:space="preserve">Попробуйте отправить сообщения, находящиеся в очереди на отправление:(рис. 41)</w:t>
+      </w:r>
+    </w:p>
+    <w:p>
+      <w:pPr>
+        <w:pStyle w:val="CaptionedFigure"/>
+      </w:pPr>
+      <w:r>
+        <w:drawing>
+          <wp:inline>
+            <wp:extent cx="4254366" cy="644892"/>
+            <wp:effectExtent b="0" l="0" r="0" t="0"/>
+            <wp:docPr descr="Оправляем сообщение" title="" id="145" name="Picture"/>
+            <a:graphic>
+              <a:graphicData uri="http://schemas.openxmlformats.org/drawingml/2006/picture">
+                <pic:pic>
+                  <pic:nvPicPr>
+                    <pic:cNvPr descr="image/45.png" id="146" name="Picture"/>
+                    <pic:cNvPicPr>
+                      <a:picLocks noChangeArrowheads="1" noChangeAspect="1"/>
+                    </pic:cNvPicPr>
+                  </pic:nvPicPr>
+                  <pic:blipFill>
+                    <a:blip r:embed="rId144"/>
+                    <a:stretch>
+                      <a:fillRect/>
+                    </a:stretch>
+                  </pic:blipFill>
+                  <pic:spPr bwMode="auto">
+                    <a:xfrm>
+                      <a:off x="0" y="0"/>
+                      <a:ext cx="4254366" cy="644892"/>
+                    </a:xfrm>
+                    <a:prstGeom prst="rect">
+                      <a:avLst/>
+                    </a:prstGeom>
+                    <a:noFill/>
+                    <a:ln w="9525">
+                      <a:noFill/>
+                      <a:headEnd/>
+                      <a:tailEnd/>
+                    </a:ln>
+                  </pic:spPr>
+                </pic:pic>
+              </a:graphicData>
+            </a:graphic>
+          </wp:inline>
+        </w:drawing>
+      </w:r>
+    </w:p>
+    <w:p>
+      <w:pPr>
+        <w:pStyle w:val="ImageCaption"/>
+      </w:pPr>
+      <w:r>
+        <w:t xml:space="preserve">Рис. 41: Оправляем сообщение</w:t>
+      </w:r>
+    </w:p>
+    <w:p>
+      <w:pPr>
+        <w:numPr>
+          <w:ilvl w:val="0"/>
+          <w:numId w:val="1039"/>
+        </w:numPr>
+        <w:pStyle w:val="Compact"/>
+      </w:pPr>
+      <w:r>
+        <w:t xml:space="preserve">Проверьте отправку почты с клиента на доменный адрес.</w:t>
+      </w:r>
+    </w:p>
+    <w:p>
+      <w:pPr>
+        <w:pStyle w:val="FirstParagraph"/>
+      </w:pPr>
+      <w:r>
+        <w:t xml:space="preserve">Письмо было отправлено клиенту</w:t>
+      </w:r>
+    </w:p>
+    <w:bookmarkEnd w:id="147"/>
+    <w:bookmarkStart w:id="163" w:name="Xd636270ea8e9bb71f498bde6a96fb3a56434bd8"/>
+    <w:p>
+      <w:pPr>
+        <w:pStyle w:val="Heading3"/>
+      </w:pPr>
+      <w:r>
+        <w:rPr>
+          <w:rStyle w:val="SectionNumber"/>
+        </w:rPr>
+        <w:t xml:space="preserve">2.1.5</w:t>
+      </w:r>
+      <w:r>
+        <w:tab/>
+      </w:r>
+      <w:r>
+        <w:t xml:space="preserve">Внесение изменений в настройки внутреннего окружения виртуальной машины</w:t>
+      </w:r>
+    </w:p>
+    <w:p>
+      <w:pPr>
+        <w:numPr>
+          <w:ilvl w:val="0"/>
+          <w:numId w:val="1040"/>
+        </w:numPr>
+      </w:pPr>
+      <w:r>
+        <w:t xml:space="preserve">На виртуальной машине server перейдите в каталог для внесения изменений в настройки внутреннего окружения /vagrant/provision/server/.</w:t>
+      </w:r>
+    </w:p>
+    <w:p>
+      <w:pPr>
+        <w:numPr>
+          <w:ilvl w:val="0"/>
+          <w:numId w:val="1040"/>
+        </w:numPr>
+      </w:pPr>
+      <w:r>
+        <w:t xml:space="preserve">Замените конфигурационные файлы DNS-сервера:(рис. 42)</w:t>
+      </w:r>
+    </w:p>
+    <w:p>
+      <w:pPr>
+        <w:pStyle w:val="CaptionedFigure"/>
+      </w:pPr>
+      <w:r>
+        <w:drawing>
+          <wp:inline>
+            <wp:extent cx="4800600" cy="2323322"/>
+            <wp:effectExtent b="0" l="0" r="0" t="0"/>
+            <wp:docPr descr="Заменяем файлы DNS-сервера" title="" id="149" name="Picture"/>
+            <a:graphic>
+              <a:graphicData uri="http://schemas.openxmlformats.org/drawingml/2006/picture">
+                <pic:pic>
+                  <pic:nvPicPr>
+                    <pic:cNvPr descr="image/47.png" id="150" name="Picture"/>
+                    <pic:cNvPicPr>
+                      <a:picLocks noChangeArrowheads="1" noChangeAspect="1"/>
+                    </pic:cNvPicPr>
+                  </pic:nvPicPr>
+                  <pic:blipFill>
+                    <a:blip r:embed="rId148"/>
+                    <a:stretch>
+                      <a:fillRect/>
+                    </a:stretch>
+                  </pic:blipFill>
+                  <pic:spPr bwMode="auto">
+                    <a:xfrm>
+                      <a:off x="0" y="0"/>
+                      <a:ext cx="4800600" cy="2323322"/>
+                    </a:xfrm>
+                    <a:prstGeom prst="rect">
+                      <a:avLst/>
+                    </a:prstGeom>
+                    <a:noFill/>
+                    <a:ln w="9525">
+                      <a:noFill/>
+                      <a:headEnd/>
+                      <a:tailEnd/>
+                    </a:ln>
+                  </pic:spPr>
+                </pic:pic>
+              </a:graphicData>
+            </a:graphic>
+          </wp:inline>
+        </w:drawing>
+      </w:r>
+    </w:p>
+    <w:p>
+      <w:pPr>
+        <w:pStyle w:val="ImageCaption"/>
+      </w:pPr>
+      <w:r>
+        <w:t xml:space="preserve">Рис. 42: Заменяем файлы DNS-сервера</w:t>
+      </w:r>
+    </w:p>
+    <w:p>
+      <w:pPr>
+        <w:numPr>
+          <w:ilvl w:val="0"/>
+          <w:numId w:val="1041"/>
+        </w:numPr>
+        <w:pStyle w:val="Compact"/>
+      </w:pPr>
+      <w:r>
+        <w:t xml:space="preserve">В каталоге /vagrant/provision/server создайте исполняемый файл mail.sh. Открыв его на редактирование, пропишите в нём следующий скрипт:(рис. 43)</w:t>
+      </w:r>
+    </w:p>
+    <w:p>
+      <w:pPr>
+        <w:pStyle w:val="CaptionedFigure"/>
+      </w:pPr>
+      <w:r>
+        <w:drawing>
+          <wp:inline>
+            <wp:extent cx="4800600" cy="3734413"/>
+            <wp:effectExtent b="0" l="0" r="0" t="0"/>
+            <wp:docPr descr="Файл mail.sh для server" title="" id="152" name="Picture"/>
+            <a:graphic>
+              <a:graphicData uri="http://schemas.openxmlformats.org/drawingml/2006/picture">
+                <pic:pic>
+                  <pic:nvPicPr>
+                    <pic:cNvPr descr="image/48.png" id="153" name="Picture"/>
+                    <pic:cNvPicPr>
+                      <a:picLocks noChangeArrowheads="1" noChangeAspect="1"/>
+                    </pic:cNvPicPr>
+                  </pic:nvPicPr>
+                  <pic:blipFill>
+                    <a:blip r:embed="rId151"/>
+                    <a:stretch>
+                      <a:fillRect/>
+                    </a:stretch>
+                  </pic:blipFill>
+                  <pic:spPr bwMode="auto">
+                    <a:xfrm>
+                      <a:off x="0" y="0"/>
+                      <a:ext cx="4800600" cy="3734413"/>
+                    </a:xfrm>
+                    <a:prstGeom prst="rect">
+                      <a:avLst/>
+                    </a:prstGeom>
+                    <a:noFill/>
+                    <a:ln w="9525">
+                      <a:noFill/>
+                      <a:headEnd/>
+                      <a:tailEnd/>
+                    </a:ln>
+                  </pic:spPr>
+                </pic:pic>
+              </a:graphicData>
+            </a:graphic>
+          </wp:inline>
+        </w:drawing>
+      </w:r>
+    </w:p>
+    <w:p>
+      <w:pPr>
+        <w:pStyle w:val="ImageCaption"/>
+      </w:pPr>
+      <w:r>
+        <w:t xml:space="preserve">Рис. 43: Файл mail.sh для server</w:t>
+      </w:r>
+    </w:p>
+    <w:p>
+      <w:pPr>
+        <w:numPr>
+          <w:ilvl w:val="0"/>
+          <w:numId w:val="1042"/>
+        </w:numPr>
+      </w:pPr>
+      <w:r>
+        <w:t xml:space="preserve">На виртуальной машине client перейдите в каталог для внесения изменений в настройки внутреннего окружения /vagrant/provision/client/.</w:t>
+      </w:r>
+    </w:p>
+    <w:p>
+      <w:pPr>
+        <w:numPr>
+          <w:ilvl w:val="0"/>
+          <w:numId w:val="1042"/>
+        </w:numPr>
+      </w:pPr>
+      <w:r>
+        <w:t xml:space="preserve">В каталоге /vagrant/provision/client создайте исполняемый файл mail.sh. Открыв его на редактирование, пропишите в нём следующий скрипт:</w:t>
+      </w:r>
+      <w:r>
+        <w:t xml:space="preserve"> </w:t>
+      </w:r>
+      <w:r>
+        <w:t xml:space="preserve">(рис. 44)</w:t>
+      </w:r>
+    </w:p>
+    <w:p>
+      <w:pPr>
+        <w:pStyle w:val="CaptionedFigure"/>
+      </w:pPr>
+      <w:r>
+        <w:drawing>
+          <wp:inline>
+            <wp:extent cx="4800600" cy="2115649"/>
+            <wp:effectExtent b="0" l="0" r="0" t="0"/>
+            <wp:docPr descr="Файл mail.sh для client" title="" id="155" name="Picture"/>
+            <a:graphic>
+              <a:graphicData uri="http://schemas.openxmlformats.org/drawingml/2006/picture">
+                <pic:pic>
+                  <pic:nvPicPr>
+                    <pic:cNvPr descr="image/49.png" id="156" name="Picture"/>
+                    <pic:cNvPicPr>
+                      <a:picLocks noChangeArrowheads="1" noChangeAspect="1"/>
+                    </pic:cNvPicPr>
+                  </pic:nvPicPr>
+                  <pic:blipFill>
+                    <a:blip r:embed="rId154"/>
+                    <a:stretch>
+                      <a:fillRect/>
+                    </a:stretch>
+                  </pic:blipFill>
+                  <pic:spPr bwMode="auto">
+                    <a:xfrm>
+                      <a:off x="0" y="0"/>
+                      <a:ext cx="4800600" cy="2115649"/>
+                    </a:xfrm>
+                    <a:prstGeom prst="rect">
+                      <a:avLst/>
+                    </a:prstGeom>
+                    <a:noFill/>
+                    <a:ln w="9525">
+                      <a:noFill/>
+                      <a:headEnd/>
+                      <a:tailEnd/>
+                    </a:ln>
+                  </pic:spPr>
+                </pic:pic>
+              </a:graphicData>
+            </a:graphic>
+          </wp:inline>
+        </w:drawing>
+      </w:r>
+    </w:p>
+    <w:p>
+      <w:pPr>
+        <w:pStyle w:val="ImageCaption"/>
+      </w:pPr>
+      <w:r>
+        <w:t xml:space="preserve">Рис. 44: Файл mail.sh для client</w:t>
+      </w:r>
+    </w:p>
+    <w:p>
+      <w:pPr>
+        <w:numPr>
+          <w:ilvl w:val="0"/>
+          <w:numId w:val="1043"/>
+        </w:numPr>
+        <w:pStyle w:val="Compact"/>
+      </w:pPr>
+      <w:r>
+        <w:t xml:space="preserve">Для отработки созданного скрипта во время загрузки виртуальной машины server в конфигурационном файле Vagrantfile необходимо добавить в разделе конфигурации для сервера:(рис. 45)</w:t>
+      </w:r>
+    </w:p>
+    <w:p>
+      <w:pPr>
+        <w:pStyle w:val="CaptionedFigure"/>
+      </w:pPr>
+      <w:r>
+        <w:drawing>
+          <wp:inline>
+            <wp:extent cx="4800600" cy="1003110"/>
+            <wp:effectExtent b="0" l="0" r="0" t="0"/>
+            <wp:docPr descr="Vagrantfile server" title="" id="158" name="Picture"/>
+            <a:graphic>
+              <a:graphicData uri="http://schemas.openxmlformats.org/drawingml/2006/picture">
+                <pic:pic>
+                  <pic:nvPicPr>
+                    <pic:cNvPr descr="image/51.png" id="159" name="Picture"/>
+                    <pic:cNvPicPr>
+                      <a:picLocks noChangeArrowheads="1" noChangeAspect="1"/>
+                    </pic:cNvPicPr>
+                  </pic:nvPicPr>
+                  <pic:blipFill>
+                    <a:blip r:embed="rId157"/>
+                    <a:stretch>
+                      <a:fillRect/>
+                    </a:stretch>
+                  </pic:blipFill>
+                  <pic:spPr bwMode="auto">
+                    <a:xfrm>
+                      <a:off x="0" y="0"/>
+                      <a:ext cx="4800600" cy="1003110"/>
+                    </a:xfrm>
+                    <a:prstGeom prst="rect">
+                      <a:avLst/>
+                    </a:prstGeom>
+                    <a:noFill/>
+                    <a:ln w="9525">
+                      <a:noFill/>
+                      <a:headEnd/>
+                      <a:tailEnd/>
+                    </a:ln>
+                  </pic:spPr>
+                </pic:pic>
+              </a:graphicData>
+            </a:graphic>
+          </wp:inline>
+        </w:drawing>
+      </w:r>
+    </w:p>
+    <w:p>
+      <w:pPr>
+        <w:pStyle w:val="ImageCaption"/>
+      </w:pPr>
+      <w:r>
+        <w:t xml:space="preserve">Рис. 45: Vagrantfile server</w:t>
+      </w:r>
+    </w:p>
+    <w:p>
+      <w:pPr>
+        <w:numPr>
+          <w:ilvl w:val="0"/>
+          <w:numId w:val="1044"/>
+        </w:numPr>
+        <w:pStyle w:val="Compact"/>
+      </w:pPr>
+      <w:r>
+        <w:t xml:space="preserve">Для отработки созданного скрипта во время загрузки виртуальной машины client в конфигурационном файле Vagrantfile необходимо добавить в разделе конфигурации для клиента:(рис. 46)</w:t>
+      </w:r>
+    </w:p>
+    <w:p>
+      <w:pPr>
+        <w:pStyle w:val="CaptionedFigure"/>
+      </w:pPr>
+      <w:r>
+        <w:drawing>
+          <wp:inline>
+            <wp:extent cx="4543124" cy="895149"/>
+            <wp:effectExtent b="0" l="0" r="0" t="0"/>
+            <wp:docPr descr="Vagrantfile client" title="" id="161" name="Picture"/>
+            <a:graphic>
+              <a:graphicData uri="http://schemas.openxmlformats.org/drawingml/2006/picture">
+                <pic:pic>
+                  <pic:nvPicPr>
+                    <pic:cNvPr descr="image/52.png" id="162" name="Picture"/>
+                    <pic:cNvPicPr>
+                      <a:picLocks noChangeArrowheads="1" noChangeAspect="1"/>
+                    </pic:cNvPicPr>
+                  </pic:nvPicPr>
+                  <pic:blipFill>
+                    <a:blip r:embed="rId160"/>
+                    <a:stretch>
+                      <a:fillRect/>
+                    </a:stretch>
+                  </pic:blipFill>
+                  <pic:spPr bwMode="auto">
+                    <a:xfrm>
+                      <a:off x="0" y="0"/>
+                      <a:ext cx="4543124" cy="895149"/>
+                    </a:xfrm>
+                    <a:prstGeom prst="rect">
+                      <a:avLst/>
+                    </a:prstGeom>
+                    <a:noFill/>
+                    <a:ln w="9525">
+                      <a:noFill/>
+                      <a:headEnd/>
+                      <a:tailEnd/>
+                    </a:ln>
+                  </pic:spPr>
+                </pic:pic>
+              </a:graphicData>
+            </a:graphic>
+          </wp:inline>
+        </w:drawing>
+      </w:r>
+    </w:p>
+    <w:p>
+      <w:pPr>
+        <w:pStyle w:val="ImageCaption"/>
+      </w:pPr>
+      <w:r>
+        <w:t xml:space="preserve">Рис. 46: Vagrantfile client</w:t>
+      </w:r>
+    </w:p>
+    <w:bookmarkEnd w:id="163"/>
+    <w:bookmarkEnd w:id="164"/>
+    <w:bookmarkEnd w:id="165"/>
+    <w:bookmarkStart w:id="166" w:name="выводы"/>
     <w:p>
       <w:pPr>
         <w:pStyle w:val="Heading1"/>
@@ -1938,11 +3491,11 @@
         <w:pStyle w:val="FirstParagraph"/>
       </w:pPr>
       <w:r>
-        <w:t xml:space="preserve">Приобрели практические навыки по расширенному конфигурированию HTTP-сервера Apache в части безопасности и усвояли все возможности использования PHP.</w:t>
-      </w:r>
-    </w:p>
-    <w:bookmarkEnd w:id="83"/>
-    <w:bookmarkStart w:id="85" w:name="список-литературы"/>
+        <w:t xml:space="preserve">Приобрели практические навыки по установке и конфигурированию SMTP-сервера. Разобрались с отправкой и получением писем.</w:t>
+      </w:r>
+    </w:p>
+    <w:bookmarkEnd w:id="166"/>
+    <w:bookmarkStart w:id="168" w:name="список-литературы"/>
     <w:p>
       <w:pPr>
         <w:pStyle w:val="Heading1"/>
@@ -1951,9 +3504,9 @@
         <w:t xml:space="preserve">Список литературы</w:t>
       </w:r>
     </w:p>
-    <w:bookmarkStart w:id="84" w:name="refs"/>
-    <w:bookmarkEnd w:id="84"/>
-    <w:bookmarkEnd w:id="85"/>
+    <w:bookmarkStart w:id="167" w:name="refs"/>
+    <w:bookmarkEnd w:id="167"/>
+    <w:bookmarkEnd w:id="168"/>
     <w:sectPr/>
   </w:body>
 </w:document>
@@ -2145,6 +3698,91 @@
       </w:pPr>
     </w:lvl>
   </w:abstractNum>
+  <w:abstractNum w:abstractNumId="99412">
+    <w:nsid w:val="A99412"/>
+    <w:multiLevelType w:val="multilevel"/>
+    <w:lvl w:ilvl="0">
+      <w:start w:val="2"/>
+      <w:numFmt w:val="decimal"/>
+      <w:lvlText w:val="%1."/>
+      <w:lvlJc w:val="left"/>
+      <w:pPr>
+        <w:ind w:left="720" w:hanging="480"/>
+      </w:pPr>
+    </w:lvl>
+    <w:lvl w:ilvl="1">
+      <w:start w:val="2"/>
+      <w:numFmt w:val="decimal"/>
+      <w:lvlText w:val="%2."/>
+      <w:lvlJc w:val="left"/>
+      <w:pPr>
+        <w:ind w:left="1440" w:hanging="480"/>
+      </w:pPr>
+    </w:lvl>
+    <w:lvl w:ilvl="2">
+      <w:start w:val="2"/>
+      <w:numFmt w:val="decimal"/>
+      <w:lvlText w:val="%3."/>
+      <w:lvlJc w:val="left"/>
+      <w:pPr>
+        <w:ind w:left="2160" w:hanging="480"/>
+      </w:pPr>
+    </w:lvl>
+    <w:lvl w:ilvl="3">
+      <w:start w:val="2"/>
+      <w:numFmt w:val="decimal"/>
+      <w:lvlText w:val="%4."/>
+      <w:lvlJc w:val="left"/>
+      <w:pPr>
+        <w:ind w:left="2880" w:hanging="480"/>
+      </w:pPr>
+    </w:lvl>
+    <w:lvl w:ilvl="4">
+      <w:start w:val="2"/>
+      <w:numFmt w:val="decimal"/>
+      <w:lvlText w:val="%5."/>
+      <w:lvlJc w:val="left"/>
+      <w:pPr>
+        <w:ind w:left="3600" w:hanging="480"/>
+      </w:pPr>
+    </w:lvl>
+    <w:lvl w:ilvl="5">
+      <w:start w:val="2"/>
+      <w:numFmt w:val="decimal"/>
+      <w:lvlText w:val="%6."/>
+      <w:lvlJc w:val="left"/>
+      <w:pPr>
+        <w:ind w:left="4320" w:hanging="480"/>
+      </w:pPr>
+    </w:lvl>
+    <w:lvl w:ilvl="6">
+      <w:start w:val="2"/>
+      <w:numFmt w:val="decimal"/>
+      <w:lvlText w:val="%7."/>
+      <w:lvlJc w:val="left"/>
+      <w:pPr>
+        <w:ind w:left="5040" w:hanging="480"/>
+      </w:pPr>
+    </w:lvl>
+    <w:lvl w:ilvl="7">
+      <w:start w:val="2"/>
+      <w:numFmt w:val="decimal"/>
+      <w:lvlText w:val="%8."/>
+      <w:lvlJc w:val="left"/>
+      <w:pPr>
+        <w:ind w:left="5760" w:hanging="480"/>
+      </w:pPr>
+    </w:lvl>
+    <w:lvl w:ilvl="8">
+      <w:start w:val="2"/>
+      <w:numFmt w:val="decimal"/>
+      <w:lvlText w:val="%9."/>
+      <w:lvlJc w:val="left"/>
+      <w:pPr>
+        <w:ind w:left="6480" w:hanging="480"/>
+      </w:pPr>
+    </w:lvl>
+  </w:abstractNum>
   <w:abstractNum w:abstractNumId="99413">
     <w:nsid w:val="A99413"/>
     <w:multiLevelType w:val="multilevel"/>
@@ -2315,82 +3953,6 @@
       </w:pPr>
     </w:lvl>
   </w:abstractNum>
-  <w:abstractNum w:abstractNumId="991">
-    <w:nsid w:val="A991"/>
-    <w:multiLevelType w:val="multilevel"/>
-    <w:lvl w:ilvl="0">
-      <w:numFmt w:val="bullet"/>
-      <w:lvlText w:val="•"/>
-      <w:lvlJc w:val="left"/>
-      <w:pPr>
-        <w:ind w:left="720" w:hanging="480"/>
-      </w:pPr>
-    </w:lvl>
-    <w:lvl w:ilvl="1">
-      <w:numFmt w:val="bullet"/>
-      <w:lvlText w:val="–"/>
-      <w:lvlJc w:val="left"/>
-      <w:pPr>
-        <w:ind w:left="1440" w:hanging="480"/>
-      </w:pPr>
-    </w:lvl>
-    <w:lvl w:ilvl="2">
-      <w:numFmt w:val="bullet"/>
-      <w:lvlText w:val="•"/>
-      <w:lvlJc w:val="left"/>
-      <w:pPr>
-        <w:ind w:left="2160" w:hanging="480"/>
-      </w:pPr>
-    </w:lvl>
-    <w:lvl w:ilvl="3">
-      <w:numFmt w:val="bullet"/>
-      <w:lvlText w:val="–"/>
-      <w:lvlJc w:val="left"/>
-      <w:pPr>
-        <w:ind w:left="2880" w:hanging="480"/>
-      </w:pPr>
-    </w:lvl>
-    <w:lvl w:ilvl="4">
-      <w:numFmt w:val="bullet"/>
-      <w:lvlText w:val="•"/>
-      <w:lvlJc w:val="left"/>
-      <w:pPr>
-        <w:ind w:left="3600" w:hanging="480"/>
-      </w:pPr>
-    </w:lvl>
-    <w:lvl w:ilvl="5">
-      <w:numFmt w:val="bullet"/>
-      <w:lvlText w:val="–"/>
-      <w:lvlJc w:val="left"/>
-      <w:pPr>
-        <w:ind w:left="4320" w:hanging="480"/>
-      </w:pPr>
-    </w:lvl>
-    <w:lvl w:ilvl="6">
-      <w:numFmt w:val="bullet"/>
-      <w:lvlText w:val="•"/>
-      <w:lvlJc w:val="left"/>
-      <w:pPr>
-        <w:ind w:left="5040" w:hanging="480"/>
-      </w:pPr>
-    </w:lvl>
-    <w:lvl w:ilvl="7">
-      <w:numFmt w:val="bullet"/>
-      <w:lvlText w:val="–"/>
-      <w:lvlJc w:val="left"/>
-      <w:pPr>
-        <w:ind w:left="5760" w:hanging="480"/>
-      </w:pPr>
-    </w:lvl>
-    <w:lvl w:ilvl="8">
-      <w:numFmt w:val="bullet"/>
-      <w:lvlText w:val="•"/>
-      <w:lvlJc w:val="left"/>
-      <w:pPr>
-        <w:ind w:left="6480" w:hanging="480"/>
-      </w:pPr>
-    </w:lvl>
-  </w:abstractNum>
   <w:abstractNum w:abstractNumId="99415">
     <w:nsid w:val="A99415"/>
     <w:multiLevelType w:val="multilevel"/>
@@ -2731,11 +4293,11 @@
       </w:pPr>
     </w:lvl>
   </w:abstractNum>
-  <w:abstractNum w:abstractNumId="99412">
-    <w:nsid w:val="A99412"/>
+  <w:abstractNum w:abstractNumId="99419">
+    <w:nsid w:val="A99419"/>
     <w:multiLevelType w:val="multilevel"/>
     <w:lvl w:ilvl="0">
-      <w:start w:val="2"/>
+      <w:start w:val="9"/>
       <w:numFmt w:val="decimal"/>
       <w:lvlText w:val="%1."/>
       <w:lvlJc w:val="left"/>
@@ -2744,7 +4306,7 @@
       </w:pPr>
     </w:lvl>
     <w:lvl w:ilvl="1">
-      <w:start w:val="2"/>
+      <w:start w:val="9"/>
       <w:numFmt w:val="decimal"/>
       <w:lvlText w:val="%2."/>
       <w:lvlJc w:val="left"/>
@@ -2753,7 +4315,7 @@
       </w:pPr>
     </w:lvl>
     <w:lvl w:ilvl="2">
-      <w:start w:val="2"/>
+      <w:start w:val="9"/>
       <w:numFmt w:val="decimal"/>
       <w:lvlText w:val="%3."/>
       <w:lvlJc w:val="left"/>
@@ -2762,7 +4324,7 @@
       </w:pPr>
     </w:lvl>
     <w:lvl w:ilvl="3">
-      <w:start w:val="2"/>
+      <w:start w:val="9"/>
       <w:numFmt w:val="decimal"/>
       <w:lvlText w:val="%4."/>
       <w:lvlJc w:val="left"/>
@@ -2771,7 +4333,7 @@
       </w:pPr>
     </w:lvl>
     <w:lvl w:ilvl="4">
-      <w:start w:val="2"/>
+      <w:start w:val="9"/>
       <w:numFmt w:val="decimal"/>
       <w:lvlText w:val="%5."/>
       <w:lvlJc w:val="left"/>
@@ -2780,7 +4342,7 @@
       </w:pPr>
     </w:lvl>
     <w:lvl w:ilvl="5">
-      <w:start w:val="2"/>
+      <w:start w:val="9"/>
       <w:numFmt w:val="decimal"/>
       <w:lvlText w:val="%6."/>
       <w:lvlJc w:val="left"/>
@@ -2789,7 +4351,7 @@
       </w:pPr>
     </w:lvl>
     <w:lvl w:ilvl="6">
-      <w:start w:val="2"/>
+      <w:start w:val="9"/>
       <w:numFmt w:val="decimal"/>
       <w:lvlText w:val="%7."/>
       <w:lvlJc w:val="left"/>
@@ -2798,7 +4360,7 @@
       </w:pPr>
     </w:lvl>
     <w:lvl w:ilvl="7">
-      <w:start w:val="2"/>
+      <w:start w:val="9"/>
       <w:numFmt w:val="decimal"/>
       <w:lvlText w:val="%8."/>
       <w:lvlJc w:val="left"/>
@@ -2807,7 +4369,262 @@
       </w:pPr>
     </w:lvl>
     <w:lvl w:ilvl="8">
-      <w:start w:val="2"/>
+      <w:start w:val="9"/>
+      <w:numFmt w:val="decimal"/>
+      <w:lvlText w:val="%9."/>
+      <w:lvlJc w:val="left"/>
+      <w:pPr>
+        <w:ind w:left="6480" w:hanging="480"/>
+      </w:pPr>
+    </w:lvl>
+  </w:abstractNum>
+  <w:abstractNum w:abstractNumId="994110">
+    <w:nsid w:val="A994110"/>
+    <w:multiLevelType w:val="multilevel"/>
+    <w:lvl w:ilvl="0">
+      <w:start w:val="10"/>
+      <w:numFmt w:val="decimal"/>
+      <w:lvlText w:val="%1."/>
+      <w:lvlJc w:val="left"/>
+      <w:pPr>
+        <w:ind w:left="720" w:hanging="480"/>
+      </w:pPr>
+    </w:lvl>
+    <w:lvl w:ilvl="1">
+      <w:start w:val="10"/>
+      <w:numFmt w:val="decimal"/>
+      <w:lvlText w:val="%2."/>
+      <w:lvlJc w:val="left"/>
+      <w:pPr>
+        <w:ind w:left="1440" w:hanging="480"/>
+      </w:pPr>
+    </w:lvl>
+    <w:lvl w:ilvl="2">
+      <w:start w:val="10"/>
+      <w:numFmt w:val="decimal"/>
+      <w:lvlText w:val="%3."/>
+      <w:lvlJc w:val="left"/>
+      <w:pPr>
+        <w:ind w:left="2160" w:hanging="480"/>
+      </w:pPr>
+    </w:lvl>
+    <w:lvl w:ilvl="3">
+      <w:start w:val="10"/>
+      <w:numFmt w:val="decimal"/>
+      <w:lvlText w:val="%4."/>
+      <w:lvlJc w:val="left"/>
+      <w:pPr>
+        <w:ind w:left="2880" w:hanging="480"/>
+      </w:pPr>
+    </w:lvl>
+    <w:lvl w:ilvl="4">
+      <w:start w:val="10"/>
+      <w:numFmt w:val="decimal"/>
+      <w:lvlText w:val="%5."/>
+      <w:lvlJc w:val="left"/>
+      <w:pPr>
+        <w:ind w:left="3600" w:hanging="480"/>
+      </w:pPr>
+    </w:lvl>
+    <w:lvl w:ilvl="5">
+      <w:start w:val="10"/>
+      <w:numFmt w:val="decimal"/>
+      <w:lvlText w:val="%6."/>
+      <w:lvlJc w:val="left"/>
+      <w:pPr>
+        <w:ind w:left="4320" w:hanging="480"/>
+      </w:pPr>
+    </w:lvl>
+    <w:lvl w:ilvl="6">
+      <w:start w:val="10"/>
+      <w:numFmt w:val="decimal"/>
+      <w:lvlText w:val="%7."/>
+      <w:lvlJc w:val="left"/>
+      <w:pPr>
+        <w:ind w:left="5040" w:hanging="480"/>
+      </w:pPr>
+    </w:lvl>
+    <w:lvl w:ilvl="7">
+      <w:start w:val="10"/>
+      <w:numFmt w:val="decimal"/>
+      <w:lvlText w:val="%8."/>
+      <w:lvlJc w:val="left"/>
+      <w:pPr>
+        <w:ind w:left="5760" w:hanging="480"/>
+      </w:pPr>
+    </w:lvl>
+    <w:lvl w:ilvl="8">
+      <w:start w:val="10"/>
+      <w:numFmt w:val="decimal"/>
+      <w:lvlText w:val="%9."/>
+      <w:lvlJc w:val="left"/>
+      <w:pPr>
+        <w:ind w:left="6480" w:hanging="480"/>
+      </w:pPr>
+    </w:lvl>
+  </w:abstractNum>
+  <w:abstractNum w:abstractNumId="994111">
+    <w:nsid w:val="A994111"/>
+    <w:multiLevelType w:val="multilevel"/>
+    <w:lvl w:ilvl="0">
+      <w:start w:val="11"/>
+      <w:numFmt w:val="decimal"/>
+      <w:lvlText w:val="%1."/>
+      <w:lvlJc w:val="left"/>
+      <w:pPr>
+        <w:ind w:left="720" w:hanging="480"/>
+      </w:pPr>
+    </w:lvl>
+    <w:lvl w:ilvl="1">
+      <w:start w:val="11"/>
+      <w:numFmt w:val="decimal"/>
+      <w:lvlText w:val="%2."/>
+      <w:lvlJc w:val="left"/>
+      <w:pPr>
+        <w:ind w:left="1440" w:hanging="480"/>
+      </w:pPr>
+    </w:lvl>
+    <w:lvl w:ilvl="2">
+      <w:start w:val="11"/>
+      <w:numFmt w:val="decimal"/>
+      <w:lvlText w:val="%3."/>
+      <w:lvlJc w:val="left"/>
+      <w:pPr>
+        <w:ind w:left="2160" w:hanging="480"/>
+      </w:pPr>
+    </w:lvl>
+    <w:lvl w:ilvl="3">
+      <w:start w:val="11"/>
+      <w:numFmt w:val="decimal"/>
+      <w:lvlText w:val="%4."/>
+      <w:lvlJc w:val="left"/>
+      <w:pPr>
+        <w:ind w:left="2880" w:hanging="480"/>
+      </w:pPr>
+    </w:lvl>
+    <w:lvl w:ilvl="4">
+      <w:start w:val="11"/>
+      <w:numFmt w:val="decimal"/>
+      <w:lvlText w:val="%5."/>
+      <w:lvlJc w:val="left"/>
+      <w:pPr>
+        <w:ind w:left="3600" w:hanging="480"/>
+      </w:pPr>
+    </w:lvl>
+    <w:lvl w:ilvl="5">
+      <w:start w:val="11"/>
+      <w:numFmt w:val="decimal"/>
+      <w:lvlText w:val="%6."/>
+      <w:lvlJc w:val="left"/>
+      <w:pPr>
+        <w:ind w:left="4320" w:hanging="480"/>
+      </w:pPr>
+    </w:lvl>
+    <w:lvl w:ilvl="6">
+      <w:start w:val="11"/>
+      <w:numFmt w:val="decimal"/>
+      <w:lvlText w:val="%7."/>
+      <w:lvlJc w:val="left"/>
+      <w:pPr>
+        <w:ind w:left="5040" w:hanging="480"/>
+      </w:pPr>
+    </w:lvl>
+    <w:lvl w:ilvl="7">
+      <w:start w:val="11"/>
+      <w:numFmt w:val="decimal"/>
+      <w:lvlText w:val="%8."/>
+      <w:lvlJc w:val="left"/>
+      <w:pPr>
+        <w:ind w:left="5760" w:hanging="480"/>
+      </w:pPr>
+    </w:lvl>
+    <w:lvl w:ilvl="8">
+      <w:start w:val="11"/>
+      <w:numFmt w:val="decimal"/>
+      <w:lvlText w:val="%9."/>
+      <w:lvlJc w:val="left"/>
+      <w:pPr>
+        <w:ind w:left="6480" w:hanging="480"/>
+      </w:pPr>
+    </w:lvl>
+  </w:abstractNum>
+  <w:abstractNum w:abstractNumId="994112">
+    <w:nsid w:val="A994112"/>
+    <w:multiLevelType w:val="multilevel"/>
+    <w:lvl w:ilvl="0">
+      <w:start w:val="12"/>
+      <w:numFmt w:val="decimal"/>
+      <w:lvlText w:val="%1."/>
+      <w:lvlJc w:val="left"/>
+      <w:pPr>
+        <w:ind w:left="720" w:hanging="480"/>
+      </w:pPr>
+    </w:lvl>
+    <w:lvl w:ilvl="1">
+      <w:start w:val="12"/>
+      <w:numFmt w:val="decimal"/>
+      <w:lvlText w:val="%2."/>
+      <w:lvlJc w:val="left"/>
+      <w:pPr>
+        <w:ind w:left="1440" w:hanging="480"/>
+      </w:pPr>
+    </w:lvl>
+    <w:lvl w:ilvl="2">
+      <w:start w:val="12"/>
+      <w:numFmt w:val="decimal"/>
+      <w:lvlText w:val="%3."/>
+      <w:lvlJc w:val="left"/>
+      <w:pPr>
+        <w:ind w:left="2160" w:hanging="480"/>
+      </w:pPr>
+    </w:lvl>
+    <w:lvl w:ilvl="3">
+      <w:start w:val="12"/>
+      <w:numFmt w:val="decimal"/>
+      <w:lvlText w:val="%4."/>
+      <w:lvlJc w:val="left"/>
+      <w:pPr>
+        <w:ind w:left="2880" w:hanging="480"/>
+      </w:pPr>
+    </w:lvl>
+    <w:lvl w:ilvl="4">
+      <w:start w:val="12"/>
+      <w:numFmt w:val="decimal"/>
+      <w:lvlText w:val="%5."/>
+      <w:lvlJc w:val="left"/>
+      <w:pPr>
+        <w:ind w:left="3600" w:hanging="480"/>
+      </w:pPr>
+    </w:lvl>
+    <w:lvl w:ilvl="5">
+      <w:start w:val="12"/>
+      <w:numFmt w:val="decimal"/>
+      <w:lvlText w:val="%6."/>
+      <w:lvlJc w:val="left"/>
+      <w:pPr>
+        <w:ind w:left="4320" w:hanging="480"/>
+      </w:pPr>
+    </w:lvl>
+    <w:lvl w:ilvl="6">
+      <w:start w:val="12"/>
+      <w:numFmt w:val="decimal"/>
+      <w:lvlText w:val="%7."/>
+      <w:lvlJc w:val="left"/>
+      <w:pPr>
+        <w:ind w:left="5040" w:hanging="480"/>
+      </w:pPr>
+    </w:lvl>
+    <w:lvl w:ilvl="7">
+      <w:start w:val="12"/>
+      <w:numFmt w:val="decimal"/>
+      <w:lvlText w:val="%8."/>
+      <w:lvlJc w:val="left"/>
+      <w:pPr>
+        <w:ind w:left="5760" w:hanging="480"/>
+      </w:pPr>
+    </w:lvl>
+    <w:lvl w:ilvl="8">
+      <w:start w:val="12"/>
       <w:numFmt w:val="decimal"/>
       <w:lvlText w:val="%9."/>
       <w:lvlJc w:val="left"/>
@@ -2880,6 +4697,36 @@
     </w:lvlOverride>
   </w:num>
   <w:num w:numId="1003">
+    <w:abstractNumId w:val="99412"/>
+    <w:lvlOverride w:ilvl="0">
+      <w:startOverride w:val="2"/>
+    </w:lvlOverride>
+    <w:lvlOverride w:ilvl="1">
+      <w:startOverride w:val="2"/>
+    </w:lvlOverride>
+    <w:lvlOverride w:ilvl="2">
+      <w:startOverride w:val="2"/>
+    </w:lvlOverride>
+    <w:lvlOverride w:ilvl="3">
+      <w:startOverride w:val="2"/>
+    </w:lvlOverride>
+    <w:lvlOverride w:ilvl="4">
+      <w:startOverride w:val="2"/>
+    </w:lvlOverride>
+    <w:lvlOverride w:ilvl="5">
+      <w:startOverride w:val="2"/>
+    </w:lvlOverride>
+    <w:lvlOverride w:ilvl="6">
+      <w:startOverride w:val="2"/>
+    </w:lvlOverride>
+    <w:lvlOverride w:ilvl="7">
+      <w:startOverride w:val="2"/>
+    </w:lvlOverride>
+    <w:lvlOverride w:ilvl="8">
+      <w:startOverride w:val="2"/>
+    </w:lvlOverride>
+  </w:num>
+  <w:num w:numId="1004">
     <w:abstractNumId w:val="99413"/>
     <w:lvlOverride w:ilvl="0">
       <w:startOverride w:val="3"/>
@@ -2909,7 +4756,7 @@
       <w:startOverride w:val="3"/>
     </w:lvlOverride>
   </w:num>
-  <w:num w:numId="1004">
+  <w:num w:numId="1005">
     <w:abstractNumId w:val="99414"/>
     <w:lvlOverride w:ilvl="0">
       <w:startOverride w:val="4"/>
@@ -2939,13 +4786,7 @@
       <w:startOverride w:val="4"/>
     </w:lvlOverride>
   </w:num>
-  <w:num w:numId="1005">
-    <w:abstractNumId w:val="991"/>
-  </w:num>
   <w:num w:numId="1006">
-    <w:abstractNumId w:val="991"/>
-  </w:num>
-  <w:num w:numId="1007">
     <w:abstractNumId w:val="99415"/>
     <w:lvlOverride w:ilvl="0">
       <w:startOverride w:val="5"/>
@@ -2975,13 +4816,157 @@
       <w:startOverride w:val="5"/>
     </w:lvlOverride>
   </w:num>
+  <w:num w:numId="1007">
+    <w:abstractNumId w:val="99411"/>
+    <w:lvlOverride w:ilvl="0">
+      <w:startOverride w:val="1"/>
+    </w:lvlOverride>
+    <w:lvlOverride w:ilvl="1">
+      <w:startOverride w:val="1"/>
+    </w:lvlOverride>
+    <w:lvlOverride w:ilvl="2">
+      <w:startOverride w:val="1"/>
+    </w:lvlOverride>
+    <w:lvlOverride w:ilvl="3">
+      <w:startOverride w:val="1"/>
+    </w:lvlOverride>
+    <w:lvlOverride w:ilvl="4">
+      <w:startOverride w:val="1"/>
+    </w:lvlOverride>
+    <w:lvlOverride w:ilvl="5">
+      <w:startOverride w:val="1"/>
+    </w:lvlOverride>
+    <w:lvlOverride w:ilvl="6">
+      <w:startOverride w:val="1"/>
+    </w:lvlOverride>
+    <w:lvlOverride w:ilvl="7">
+      <w:startOverride w:val="1"/>
+    </w:lvlOverride>
+    <w:lvlOverride w:ilvl="8">
+      <w:startOverride w:val="1"/>
+    </w:lvlOverride>
+  </w:num>
   <w:num w:numId="1008">
-    <w:abstractNumId w:val="991"/>
+    <w:abstractNumId w:val="99412"/>
+    <w:lvlOverride w:ilvl="0">
+      <w:startOverride w:val="2"/>
+    </w:lvlOverride>
+    <w:lvlOverride w:ilvl="1">
+      <w:startOverride w:val="2"/>
+    </w:lvlOverride>
+    <w:lvlOverride w:ilvl="2">
+      <w:startOverride w:val="2"/>
+    </w:lvlOverride>
+    <w:lvlOverride w:ilvl="3">
+      <w:startOverride w:val="2"/>
+    </w:lvlOverride>
+    <w:lvlOverride w:ilvl="4">
+      <w:startOverride w:val="2"/>
+    </w:lvlOverride>
+    <w:lvlOverride w:ilvl="5">
+      <w:startOverride w:val="2"/>
+    </w:lvlOverride>
+    <w:lvlOverride w:ilvl="6">
+      <w:startOverride w:val="2"/>
+    </w:lvlOverride>
+    <w:lvlOverride w:ilvl="7">
+      <w:startOverride w:val="2"/>
+    </w:lvlOverride>
+    <w:lvlOverride w:ilvl="8">
+      <w:startOverride w:val="2"/>
+    </w:lvlOverride>
   </w:num>
   <w:num w:numId="1009">
-    <w:abstractNumId w:val="991"/>
+    <w:abstractNumId w:val="99413"/>
+    <w:lvlOverride w:ilvl="0">
+      <w:startOverride w:val="3"/>
+    </w:lvlOverride>
+    <w:lvlOverride w:ilvl="1">
+      <w:startOverride w:val="3"/>
+    </w:lvlOverride>
+    <w:lvlOverride w:ilvl="2">
+      <w:startOverride w:val="3"/>
+    </w:lvlOverride>
+    <w:lvlOverride w:ilvl="3">
+      <w:startOverride w:val="3"/>
+    </w:lvlOverride>
+    <w:lvlOverride w:ilvl="4">
+      <w:startOverride w:val="3"/>
+    </w:lvlOverride>
+    <w:lvlOverride w:ilvl="5">
+      <w:startOverride w:val="3"/>
+    </w:lvlOverride>
+    <w:lvlOverride w:ilvl="6">
+      <w:startOverride w:val="3"/>
+    </w:lvlOverride>
+    <w:lvlOverride w:ilvl="7">
+      <w:startOverride w:val="3"/>
+    </w:lvlOverride>
+    <w:lvlOverride w:ilvl="8">
+      <w:startOverride w:val="3"/>
+    </w:lvlOverride>
   </w:num>
   <w:num w:numId="1010">
+    <w:abstractNumId w:val="99414"/>
+    <w:lvlOverride w:ilvl="0">
+      <w:startOverride w:val="4"/>
+    </w:lvlOverride>
+    <w:lvlOverride w:ilvl="1">
+      <w:startOverride w:val="4"/>
+    </w:lvlOverride>
+    <w:lvlOverride w:ilvl="2">
+      <w:startOverride w:val="4"/>
+    </w:lvlOverride>
+    <w:lvlOverride w:ilvl="3">
+      <w:startOverride w:val="4"/>
+    </w:lvlOverride>
+    <w:lvlOverride w:ilvl="4">
+      <w:startOverride w:val="4"/>
+    </w:lvlOverride>
+    <w:lvlOverride w:ilvl="5">
+      <w:startOverride w:val="4"/>
+    </w:lvlOverride>
+    <w:lvlOverride w:ilvl="6">
+      <w:startOverride w:val="4"/>
+    </w:lvlOverride>
+    <w:lvlOverride w:ilvl="7">
+      <w:startOverride w:val="4"/>
+    </w:lvlOverride>
+    <w:lvlOverride w:ilvl="8">
+      <w:startOverride w:val="4"/>
+    </w:lvlOverride>
+  </w:num>
+  <w:num w:numId="1011">
+    <w:abstractNumId w:val="99415"/>
+    <w:lvlOverride w:ilvl="0">
+      <w:startOverride w:val="5"/>
+    </w:lvlOverride>
+    <w:lvlOverride w:ilvl="1">
+      <w:startOverride w:val="5"/>
+    </w:lvlOverride>
+    <w:lvlOverride w:ilvl="2">
+      <w:startOverride w:val="5"/>
+    </w:lvlOverride>
+    <w:lvlOverride w:ilvl="3">
+      <w:startOverride w:val="5"/>
+    </w:lvlOverride>
+    <w:lvlOverride w:ilvl="4">
+      <w:startOverride w:val="5"/>
+    </w:lvlOverride>
+    <w:lvlOverride w:ilvl="5">
+      <w:startOverride w:val="5"/>
+    </w:lvlOverride>
+    <w:lvlOverride w:ilvl="6">
+      <w:startOverride w:val="5"/>
+    </w:lvlOverride>
+    <w:lvlOverride w:ilvl="7">
+      <w:startOverride w:val="5"/>
+    </w:lvlOverride>
+    <w:lvlOverride w:ilvl="8">
+      <w:startOverride w:val="5"/>
+    </w:lvlOverride>
+  </w:num>
+  <w:num w:numId="1012">
     <w:abstractNumId w:val="99416"/>
     <w:lvlOverride w:ilvl="0">
       <w:startOverride w:val="6"/>
@@ -3011,7 +4996,7 @@
       <w:startOverride w:val="6"/>
     </w:lvlOverride>
   </w:num>
-  <w:num w:numId="1011">
+  <w:num w:numId="1013">
     <w:abstractNumId w:val="99417"/>
     <w:lvlOverride w:ilvl="0">
       <w:startOverride w:val="7"/>
@@ -3041,7 +5026,7 @@
       <w:startOverride w:val="7"/>
     </w:lvlOverride>
   </w:num>
-  <w:num w:numId="1012">
+  <w:num w:numId="1014">
     <w:abstractNumId w:val="99418"/>
     <w:lvlOverride w:ilvl="0">
       <w:startOverride w:val="8"/>
@@ -3071,7 +5056,97 @@
       <w:startOverride w:val="8"/>
     </w:lvlOverride>
   </w:num>
-  <w:num w:numId="1013">
+  <w:num w:numId="1015">
+    <w:abstractNumId w:val="99419"/>
+    <w:lvlOverride w:ilvl="0">
+      <w:startOverride w:val="9"/>
+    </w:lvlOverride>
+    <w:lvlOverride w:ilvl="1">
+      <w:startOverride w:val="9"/>
+    </w:lvlOverride>
+    <w:lvlOverride w:ilvl="2">
+      <w:startOverride w:val="9"/>
+    </w:lvlOverride>
+    <w:lvlOverride w:ilvl="3">
+      <w:startOverride w:val="9"/>
+    </w:lvlOverride>
+    <w:lvlOverride w:ilvl="4">
+      <w:startOverride w:val="9"/>
+    </w:lvlOverride>
+    <w:lvlOverride w:ilvl="5">
+      <w:startOverride w:val="9"/>
+    </w:lvlOverride>
+    <w:lvlOverride w:ilvl="6">
+      <w:startOverride w:val="9"/>
+    </w:lvlOverride>
+    <w:lvlOverride w:ilvl="7">
+      <w:startOverride w:val="9"/>
+    </w:lvlOverride>
+    <w:lvlOverride w:ilvl="8">
+      <w:startOverride w:val="9"/>
+    </w:lvlOverride>
+  </w:num>
+  <w:num w:numId="1016">
+    <w:abstractNumId w:val="994110"/>
+    <w:lvlOverride w:ilvl="0">
+      <w:startOverride w:val="10"/>
+    </w:lvlOverride>
+    <w:lvlOverride w:ilvl="1">
+      <w:startOverride w:val="10"/>
+    </w:lvlOverride>
+    <w:lvlOverride w:ilvl="2">
+      <w:startOverride w:val="10"/>
+    </w:lvlOverride>
+    <w:lvlOverride w:ilvl="3">
+      <w:startOverride w:val="10"/>
+    </w:lvlOverride>
+    <w:lvlOverride w:ilvl="4">
+      <w:startOverride w:val="10"/>
+    </w:lvlOverride>
+    <w:lvlOverride w:ilvl="5">
+      <w:startOverride w:val="10"/>
+    </w:lvlOverride>
+    <w:lvlOverride w:ilvl="6">
+      <w:startOverride w:val="10"/>
+    </w:lvlOverride>
+    <w:lvlOverride w:ilvl="7">
+      <w:startOverride w:val="10"/>
+    </w:lvlOverride>
+    <w:lvlOverride w:ilvl="8">
+      <w:startOverride w:val="10"/>
+    </w:lvlOverride>
+  </w:num>
+  <w:num w:numId="1017">
+    <w:abstractNumId w:val="994111"/>
+    <w:lvlOverride w:ilvl="0">
+      <w:startOverride w:val="11"/>
+    </w:lvlOverride>
+    <w:lvlOverride w:ilvl="1">
+      <w:startOverride w:val="11"/>
+    </w:lvlOverride>
+    <w:lvlOverride w:ilvl="2">
+      <w:startOverride w:val="11"/>
+    </w:lvlOverride>
+    <w:lvlOverride w:ilvl="3">
+      <w:startOverride w:val="11"/>
+    </w:lvlOverride>
+    <w:lvlOverride w:ilvl="4">
+      <w:startOverride w:val="11"/>
+    </w:lvlOverride>
+    <w:lvlOverride w:ilvl="5">
+      <w:startOverride w:val="11"/>
+    </w:lvlOverride>
+    <w:lvlOverride w:ilvl="6">
+      <w:startOverride w:val="11"/>
+    </w:lvlOverride>
+    <w:lvlOverride w:ilvl="7">
+      <w:startOverride w:val="11"/>
+    </w:lvlOverride>
+    <w:lvlOverride w:ilvl="8">
+      <w:startOverride w:val="11"/>
+    </w:lvlOverride>
+  </w:num>
+  <w:num w:numId="1018">
     <w:abstractNumId w:val="99411"/>
     <w:lvlOverride w:ilvl="0">
       <w:startOverride w:val="1"/>
@@ -3101,7 +5176,7 @@
       <w:startOverride w:val="1"/>
     </w:lvlOverride>
   </w:num>
-  <w:num w:numId="1014">
+  <w:num w:numId="1019">
     <w:abstractNumId w:val="99412"/>
     <w:lvlOverride w:ilvl="0">
       <w:startOverride w:val="2"/>
@@ -3131,7 +5206,7 @@
       <w:startOverride w:val="2"/>
     </w:lvlOverride>
   </w:num>
-  <w:num w:numId="1015">
+  <w:num w:numId="1020">
     <w:abstractNumId w:val="99413"/>
     <w:lvlOverride w:ilvl="0">
       <w:startOverride w:val="3"/>
@@ -3161,7 +5236,7 @@
       <w:startOverride w:val="3"/>
     </w:lvlOverride>
   </w:num>
-  <w:num w:numId="1016">
+  <w:num w:numId="1021">
     <w:abstractNumId w:val="99414"/>
     <w:lvlOverride w:ilvl="0">
       <w:startOverride w:val="4"/>
@@ -3191,7 +5266,7 @@
       <w:startOverride w:val="4"/>
     </w:lvlOverride>
   </w:num>
-  <w:num w:numId="1017">
+  <w:num w:numId="1022">
     <w:abstractNumId w:val="99415"/>
     <w:lvlOverride w:ilvl="0">
       <w:startOverride w:val="5"/>
@@ -3221,7 +5296,7 @@
       <w:startOverride w:val="5"/>
     </w:lvlOverride>
   </w:num>
-  <w:num w:numId="1018">
+  <w:num w:numId="1023">
     <w:abstractNumId w:val="99416"/>
     <w:lvlOverride w:ilvl="0">
       <w:startOverride w:val="6"/>
@@ -3251,7 +5326,187 @@
       <w:startOverride w:val="6"/>
     </w:lvlOverride>
   </w:num>
-  <w:num w:numId="1019">
+  <w:num w:numId="1024">
+    <w:abstractNumId w:val="99417"/>
+    <w:lvlOverride w:ilvl="0">
+      <w:startOverride w:val="7"/>
+    </w:lvlOverride>
+    <w:lvlOverride w:ilvl="1">
+      <w:startOverride w:val="7"/>
+    </w:lvlOverride>
+    <w:lvlOverride w:ilvl="2">
+      <w:startOverride w:val="7"/>
+    </w:lvlOverride>
+    <w:lvlOverride w:ilvl="3">
+      <w:startOverride w:val="7"/>
+    </w:lvlOverride>
+    <w:lvlOverride w:ilvl="4">
+      <w:startOverride w:val="7"/>
+    </w:lvlOverride>
+    <w:lvlOverride w:ilvl="5">
+      <w:startOverride w:val="7"/>
+    </w:lvlOverride>
+    <w:lvlOverride w:ilvl="6">
+      <w:startOverride w:val="7"/>
+    </w:lvlOverride>
+    <w:lvlOverride w:ilvl="7">
+      <w:startOverride w:val="7"/>
+    </w:lvlOverride>
+    <w:lvlOverride w:ilvl="8">
+      <w:startOverride w:val="7"/>
+    </w:lvlOverride>
+  </w:num>
+  <w:num w:numId="1025">
+    <w:abstractNumId w:val="99418"/>
+    <w:lvlOverride w:ilvl="0">
+      <w:startOverride w:val="8"/>
+    </w:lvlOverride>
+    <w:lvlOverride w:ilvl="1">
+      <w:startOverride w:val="8"/>
+    </w:lvlOverride>
+    <w:lvlOverride w:ilvl="2">
+      <w:startOverride w:val="8"/>
+    </w:lvlOverride>
+    <w:lvlOverride w:ilvl="3">
+      <w:startOverride w:val="8"/>
+    </w:lvlOverride>
+    <w:lvlOverride w:ilvl="4">
+      <w:startOverride w:val="8"/>
+    </w:lvlOverride>
+    <w:lvlOverride w:ilvl="5">
+      <w:startOverride w:val="8"/>
+    </w:lvlOverride>
+    <w:lvlOverride w:ilvl="6">
+      <w:startOverride w:val="8"/>
+    </w:lvlOverride>
+    <w:lvlOverride w:ilvl="7">
+      <w:startOverride w:val="8"/>
+    </w:lvlOverride>
+    <w:lvlOverride w:ilvl="8">
+      <w:startOverride w:val="8"/>
+    </w:lvlOverride>
+  </w:num>
+  <w:num w:numId="1026">
+    <w:abstractNumId w:val="99419"/>
+    <w:lvlOverride w:ilvl="0">
+      <w:startOverride w:val="9"/>
+    </w:lvlOverride>
+    <w:lvlOverride w:ilvl="1">
+      <w:startOverride w:val="9"/>
+    </w:lvlOverride>
+    <w:lvlOverride w:ilvl="2">
+      <w:startOverride w:val="9"/>
+    </w:lvlOverride>
+    <w:lvlOverride w:ilvl="3">
+      <w:startOverride w:val="9"/>
+    </w:lvlOverride>
+    <w:lvlOverride w:ilvl="4">
+      <w:startOverride w:val="9"/>
+    </w:lvlOverride>
+    <w:lvlOverride w:ilvl="5">
+      <w:startOverride w:val="9"/>
+    </w:lvlOverride>
+    <w:lvlOverride w:ilvl="6">
+      <w:startOverride w:val="9"/>
+    </w:lvlOverride>
+    <w:lvlOverride w:ilvl="7">
+      <w:startOverride w:val="9"/>
+    </w:lvlOverride>
+    <w:lvlOverride w:ilvl="8">
+      <w:startOverride w:val="9"/>
+    </w:lvlOverride>
+  </w:num>
+  <w:num w:numId="1027">
+    <w:abstractNumId w:val="994110"/>
+    <w:lvlOverride w:ilvl="0">
+      <w:startOverride w:val="10"/>
+    </w:lvlOverride>
+    <w:lvlOverride w:ilvl="1">
+      <w:startOverride w:val="10"/>
+    </w:lvlOverride>
+    <w:lvlOverride w:ilvl="2">
+      <w:startOverride w:val="10"/>
+    </w:lvlOverride>
+    <w:lvlOverride w:ilvl="3">
+      <w:startOverride w:val="10"/>
+    </w:lvlOverride>
+    <w:lvlOverride w:ilvl="4">
+      <w:startOverride w:val="10"/>
+    </w:lvlOverride>
+    <w:lvlOverride w:ilvl="5">
+      <w:startOverride w:val="10"/>
+    </w:lvlOverride>
+    <w:lvlOverride w:ilvl="6">
+      <w:startOverride w:val="10"/>
+    </w:lvlOverride>
+    <w:lvlOverride w:ilvl="7">
+      <w:startOverride w:val="10"/>
+    </w:lvlOverride>
+    <w:lvlOverride w:ilvl="8">
+      <w:startOverride w:val="10"/>
+    </w:lvlOverride>
+  </w:num>
+  <w:num w:numId="1028">
+    <w:abstractNumId w:val="994111"/>
+    <w:lvlOverride w:ilvl="0">
+      <w:startOverride w:val="11"/>
+    </w:lvlOverride>
+    <w:lvlOverride w:ilvl="1">
+      <w:startOverride w:val="11"/>
+    </w:lvlOverride>
+    <w:lvlOverride w:ilvl="2">
+      <w:startOverride w:val="11"/>
+    </w:lvlOverride>
+    <w:lvlOverride w:ilvl="3">
+      <w:startOverride w:val="11"/>
+    </w:lvlOverride>
+    <w:lvlOverride w:ilvl="4">
+      <w:startOverride w:val="11"/>
+    </w:lvlOverride>
+    <w:lvlOverride w:ilvl="5">
+      <w:startOverride w:val="11"/>
+    </w:lvlOverride>
+    <w:lvlOverride w:ilvl="6">
+      <w:startOverride w:val="11"/>
+    </w:lvlOverride>
+    <w:lvlOverride w:ilvl="7">
+      <w:startOverride w:val="11"/>
+    </w:lvlOverride>
+    <w:lvlOverride w:ilvl="8">
+      <w:startOverride w:val="11"/>
+    </w:lvlOverride>
+  </w:num>
+  <w:num w:numId="1029">
+    <w:abstractNumId w:val="994112"/>
+    <w:lvlOverride w:ilvl="0">
+      <w:startOverride w:val="12"/>
+    </w:lvlOverride>
+    <w:lvlOverride w:ilvl="1">
+      <w:startOverride w:val="12"/>
+    </w:lvlOverride>
+    <w:lvlOverride w:ilvl="2">
+      <w:startOverride w:val="12"/>
+    </w:lvlOverride>
+    <w:lvlOverride w:ilvl="3">
+      <w:startOverride w:val="12"/>
+    </w:lvlOverride>
+    <w:lvlOverride w:ilvl="4">
+      <w:startOverride w:val="12"/>
+    </w:lvlOverride>
+    <w:lvlOverride w:ilvl="5">
+      <w:startOverride w:val="12"/>
+    </w:lvlOverride>
+    <w:lvlOverride w:ilvl="6">
+      <w:startOverride w:val="12"/>
+    </w:lvlOverride>
+    <w:lvlOverride w:ilvl="7">
+      <w:startOverride w:val="12"/>
+    </w:lvlOverride>
+    <w:lvlOverride w:ilvl="8">
+      <w:startOverride w:val="12"/>
+    </w:lvlOverride>
+  </w:num>
+  <w:num w:numId="1030">
     <w:abstractNumId w:val="99411"/>
     <w:lvlOverride w:ilvl="0">
       <w:startOverride w:val="1"/>
@@ -3281,7 +5536,7 @@
       <w:startOverride w:val="1"/>
     </w:lvlOverride>
   </w:num>
-  <w:num w:numId="1020">
+  <w:num w:numId="1031">
     <w:abstractNumId w:val="99412"/>
     <w:lvlOverride w:ilvl="0">
       <w:startOverride w:val="2"/>
@@ -3309,6 +5564,396 @@
     </w:lvlOverride>
     <w:lvlOverride w:ilvl="8">
       <w:startOverride w:val="2"/>
+    </w:lvlOverride>
+  </w:num>
+  <w:num w:numId="1032">
+    <w:abstractNumId w:val="99413"/>
+    <w:lvlOverride w:ilvl="0">
+      <w:startOverride w:val="3"/>
+    </w:lvlOverride>
+    <w:lvlOverride w:ilvl="1">
+      <w:startOverride w:val="3"/>
+    </w:lvlOverride>
+    <w:lvlOverride w:ilvl="2">
+      <w:startOverride w:val="3"/>
+    </w:lvlOverride>
+    <w:lvlOverride w:ilvl="3">
+      <w:startOverride w:val="3"/>
+    </w:lvlOverride>
+    <w:lvlOverride w:ilvl="4">
+      <w:startOverride w:val="3"/>
+    </w:lvlOverride>
+    <w:lvlOverride w:ilvl="5">
+      <w:startOverride w:val="3"/>
+    </w:lvlOverride>
+    <w:lvlOverride w:ilvl="6">
+      <w:startOverride w:val="3"/>
+    </w:lvlOverride>
+    <w:lvlOverride w:ilvl="7">
+      <w:startOverride w:val="3"/>
+    </w:lvlOverride>
+    <w:lvlOverride w:ilvl="8">
+      <w:startOverride w:val="3"/>
+    </w:lvlOverride>
+  </w:num>
+  <w:num w:numId="1033">
+    <w:abstractNumId w:val="99414"/>
+    <w:lvlOverride w:ilvl="0">
+      <w:startOverride w:val="4"/>
+    </w:lvlOverride>
+    <w:lvlOverride w:ilvl="1">
+      <w:startOverride w:val="4"/>
+    </w:lvlOverride>
+    <w:lvlOverride w:ilvl="2">
+      <w:startOverride w:val="4"/>
+    </w:lvlOverride>
+    <w:lvlOverride w:ilvl="3">
+      <w:startOverride w:val="4"/>
+    </w:lvlOverride>
+    <w:lvlOverride w:ilvl="4">
+      <w:startOverride w:val="4"/>
+    </w:lvlOverride>
+    <w:lvlOverride w:ilvl="5">
+      <w:startOverride w:val="4"/>
+    </w:lvlOverride>
+    <w:lvlOverride w:ilvl="6">
+      <w:startOverride w:val="4"/>
+    </w:lvlOverride>
+    <w:lvlOverride w:ilvl="7">
+      <w:startOverride w:val="4"/>
+    </w:lvlOverride>
+    <w:lvlOverride w:ilvl="8">
+      <w:startOverride w:val="4"/>
+    </w:lvlOverride>
+  </w:num>
+  <w:num w:numId="1034">
+    <w:abstractNumId w:val="99415"/>
+    <w:lvlOverride w:ilvl="0">
+      <w:startOverride w:val="5"/>
+    </w:lvlOverride>
+    <w:lvlOverride w:ilvl="1">
+      <w:startOverride w:val="5"/>
+    </w:lvlOverride>
+    <w:lvlOverride w:ilvl="2">
+      <w:startOverride w:val="5"/>
+    </w:lvlOverride>
+    <w:lvlOverride w:ilvl="3">
+      <w:startOverride w:val="5"/>
+    </w:lvlOverride>
+    <w:lvlOverride w:ilvl="4">
+      <w:startOverride w:val="5"/>
+    </w:lvlOverride>
+    <w:lvlOverride w:ilvl="5">
+      <w:startOverride w:val="5"/>
+    </w:lvlOverride>
+    <w:lvlOverride w:ilvl="6">
+      <w:startOverride w:val="5"/>
+    </w:lvlOverride>
+    <w:lvlOverride w:ilvl="7">
+      <w:startOverride w:val="5"/>
+    </w:lvlOverride>
+    <w:lvlOverride w:ilvl="8">
+      <w:startOverride w:val="5"/>
+    </w:lvlOverride>
+  </w:num>
+  <w:num w:numId="1035">
+    <w:abstractNumId w:val="99416"/>
+    <w:lvlOverride w:ilvl="0">
+      <w:startOverride w:val="6"/>
+    </w:lvlOverride>
+    <w:lvlOverride w:ilvl="1">
+      <w:startOverride w:val="6"/>
+    </w:lvlOverride>
+    <w:lvlOverride w:ilvl="2">
+      <w:startOverride w:val="6"/>
+    </w:lvlOverride>
+    <w:lvlOverride w:ilvl="3">
+      <w:startOverride w:val="6"/>
+    </w:lvlOverride>
+    <w:lvlOverride w:ilvl="4">
+      <w:startOverride w:val="6"/>
+    </w:lvlOverride>
+    <w:lvlOverride w:ilvl="5">
+      <w:startOverride w:val="6"/>
+    </w:lvlOverride>
+    <w:lvlOverride w:ilvl="6">
+      <w:startOverride w:val="6"/>
+    </w:lvlOverride>
+    <w:lvlOverride w:ilvl="7">
+      <w:startOverride w:val="6"/>
+    </w:lvlOverride>
+    <w:lvlOverride w:ilvl="8">
+      <w:startOverride w:val="6"/>
+    </w:lvlOverride>
+  </w:num>
+  <w:num w:numId="1036">
+    <w:abstractNumId w:val="99417"/>
+    <w:lvlOverride w:ilvl="0">
+      <w:startOverride w:val="7"/>
+    </w:lvlOverride>
+    <w:lvlOverride w:ilvl="1">
+      <w:startOverride w:val="7"/>
+    </w:lvlOverride>
+    <w:lvlOverride w:ilvl="2">
+      <w:startOverride w:val="7"/>
+    </w:lvlOverride>
+    <w:lvlOverride w:ilvl="3">
+      <w:startOverride w:val="7"/>
+    </w:lvlOverride>
+    <w:lvlOverride w:ilvl="4">
+      <w:startOverride w:val="7"/>
+    </w:lvlOverride>
+    <w:lvlOverride w:ilvl="5">
+      <w:startOverride w:val="7"/>
+    </w:lvlOverride>
+    <w:lvlOverride w:ilvl="6">
+      <w:startOverride w:val="7"/>
+    </w:lvlOverride>
+    <w:lvlOverride w:ilvl="7">
+      <w:startOverride w:val="7"/>
+    </w:lvlOverride>
+    <w:lvlOverride w:ilvl="8">
+      <w:startOverride w:val="7"/>
+    </w:lvlOverride>
+  </w:num>
+  <w:num w:numId="1037">
+    <w:abstractNumId w:val="99418"/>
+    <w:lvlOverride w:ilvl="0">
+      <w:startOverride w:val="8"/>
+    </w:lvlOverride>
+    <w:lvlOverride w:ilvl="1">
+      <w:startOverride w:val="8"/>
+    </w:lvlOverride>
+    <w:lvlOverride w:ilvl="2">
+      <w:startOverride w:val="8"/>
+    </w:lvlOverride>
+    <w:lvlOverride w:ilvl="3">
+      <w:startOverride w:val="8"/>
+    </w:lvlOverride>
+    <w:lvlOverride w:ilvl="4">
+      <w:startOverride w:val="8"/>
+    </w:lvlOverride>
+    <w:lvlOverride w:ilvl="5">
+      <w:startOverride w:val="8"/>
+    </w:lvlOverride>
+    <w:lvlOverride w:ilvl="6">
+      <w:startOverride w:val="8"/>
+    </w:lvlOverride>
+    <w:lvlOverride w:ilvl="7">
+      <w:startOverride w:val="8"/>
+    </w:lvlOverride>
+    <w:lvlOverride w:ilvl="8">
+      <w:startOverride w:val="8"/>
+    </w:lvlOverride>
+  </w:num>
+  <w:num w:numId="1038">
+    <w:abstractNumId w:val="99419"/>
+    <w:lvlOverride w:ilvl="0">
+      <w:startOverride w:val="9"/>
+    </w:lvlOverride>
+    <w:lvlOverride w:ilvl="1">
+      <w:startOverride w:val="9"/>
+    </w:lvlOverride>
+    <w:lvlOverride w:ilvl="2">
+      <w:startOverride w:val="9"/>
+    </w:lvlOverride>
+    <w:lvlOverride w:ilvl="3">
+      <w:startOverride w:val="9"/>
+    </w:lvlOverride>
+    <w:lvlOverride w:ilvl="4">
+      <w:startOverride w:val="9"/>
+    </w:lvlOverride>
+    <w:lvlOverride w:ilvl="5">
+      <w:startOverride w:val="9"/>
+    </w:lvlOverride>
+    <w:lvlOverride w:ilvl="6">
+      <w:startOverride w:val="9"/>
+    </w:lvlOverride>
+    <w:lvlOverride w:ilvl="7">
+      <w:startOverride w:val="9"/>
+    </w:lvlOverride>
+    <w:lvlOverride w:ilvl="8">
+      <w:startOverride w:val="9"/>
+    </w:lvlOverride>
+  </w:num>
+  <w:num w:numId="1039">
+    <w:abstractNumId w:val="994110"/>
+    <w:lvlOverride w:ilvl="0">
+      <w:startOverride w:val="10"/>
+    </w:lvlOverride>
+    <w:lvlOverride w:ilvl="1">
+      <w:startOverride w:val="10"/>
+    </w:lvlOverride>
+    <w:lvlOverride w:ilvl="2">
+      <w:startOverride w:val="10"/>
+    </w:lvlOverride>
+    <w:lvlOverride w:ilvl="3">
+      <w:startOverride w:val="10"/>
+    </w:lvlOverride>
+    <w:lvlOverride w:ilvl="4">
+      <w:startOverride w:val="10"/>
+    </w:lvlOverride>
+    <w:lvlOverride w:ilvl="5">
+      <w:startOverride w:val="10"/>
+    </w:lvlOverride>
+    <w:lvlOverride w:ilvl="6">
+      <w:startOverride w:val="10"/>
+    </w:lvlOverride>
+    <w:lvlOverride w:ilvl="7">
+      <w:startOverride w:val="10"/>
+    </w:lvlOverride>
+    <w:lvlOverride w:ilvl="8">
+      <w:startOverride w:val="10"/>
+    </w:lvlOverride>
+  </w:num>
+  <w:num w:numId="1040">
+    <w:abstractNumId w:val="99411"/>
+    <w:lvlOverride w:ilvl="0">
+      <w:startOverride w:val="1"/>
+    </w:lvlOverride>
+    <w:lvlOverride w:ilvl="1">
+      <w:startOverride w:val="1"/>
+    </w:lvlOverride>
+    <w:lvlOverride w:ilvl="2">
+      <w:startOverride w:val="1"/>
+    </w:lvlOverride>
+    <w:lvlOverride w:ilvl="3">
+      <w:startOverride w:val="1"/>
+    </w:lvlOverride>
+    <w:lvlOverride w:ilvl="4">
+      <w:startOverride w:val="1"/>
+    </w:lvlOverride>
+    <w:lvlOverride w:ilvl="5">
+      <w:startOverride w:val="1"/>
+    </w:lvlOverride>
+    <w:lvlOverride w:ilvl="6">
+      <w:startOverride w:val="1"/>
+    </w:lvlOverride>
+    <w:lvlOverride w:ilvl="7">
+      <w:startOverride w:val="1"/>
+    </w:lvlOverride>
+    <w:lvlOverride w:ilvl="8">
+      <w:startOverride w:val="1"/>
+    </w:lvlOverride>
+  </w:num>
+  <w:num w:numId="1041">
+    <w:abstractNumId w:val="99413"/>
+    <w:lvlOverride w:ilvl="0">
+      <w:startOverride w:val="3"/>
+    </w:lvlOverride>
+    <w:lvlOverride w:ilvl="1">
+      <w:startOverride w:val="3"/>
+    </w:lvlOverride>
+    <w:lvlOverride w:ilvl="2">
+      <w:startOverride w:val="3"/>
+    </w:lvlOverride>
+    <w:lvlOverride w:ilvl="3">
+      <w:startOverride w:val="3"/>
+    </w:lvlOverride>
+    <w:lvlOverride w:ilvl="4">
+      <w:startOverride w:val="3"/>
+    </w:lvlOverride>
+    <w:lvlOverride w:ilvl="5">
+      <w:startOverride w:val="3"/>
+    </w:lvlOverride>
+    <w:lvlOverride w:ilvl="6">
+      <w:startOverride w:val="3"/>
+    </w:lvlOverride>
+    <w:lvlOverride w:ilvl="7">
+      <w:startOverride w:val="3"/>
+    </w:lvlOverride>
+    <w:lvlOverride w:ilvl="8">
+      <w:startOverride w:val="3"/>
+    </w:lvlOverride>
+  </w:num>
+  <w:num w:numId="1042">
+    <w:abstractNumId w:val="99414"/>
+    <w:lvlOverride w:ilvl="0">
+      <w:startOverride w:val="4"/>
+    </w:lvlOverride>
+    <w:lvlOverride w:ilvl="1">
+      <w:startOverride w:val="4"/>
+    </w:lvlOverride>
+    <w:lvlOverride w:ilvl="2">
+      <w:startOverride w:val="4"/>
+    </w:lvlOverride>
+    <w:lvlOverride w:ilvl="3">
+      <w:startOverride w:val="4"/>
+    </w:lvlOverride>
+    <w:lvlOverride w:ilvl="4">
+      <w:startOverride w:val="4"/>
+    </w:lvlOverride>
+    <w:lvlOverride w:ilvl="5">
+      <w:startOverride w:val="4"/>
+    </w:lvlOverride>
+    <w:lvlOverride w:ilvl="6">
+      <w:startOverride w:val="4"/>
+    </w:lvlOverride>
+    <w:lvlOverride w:ilvl="7">
+      <w:startOverride w:val="4"/>
+    </w:lvlOverride>
+    <w:lvlOverride w:ilvl="8">
+      <w:startOverride w:val="4"/>
+    </w:lvlOverride>
+  </w:num>
+  <w:num w:numId="1043">
+    <w:abstractNumId w:val="99416"/>
+    <w:lvlOverride w:ilvl="0">
+      <w:startOverride w:val="6"/>
+    </w:lvlOverride>
+    <w:lvlOverride w:ilvl="1">
+      <w:startOverride w:val="6"/>
+    </w:lvlOverride>
+    <w:lvlOverride w:ilvl="2">
+      <w:startOverride w:val="6"/>
+    </w:lvlOverride>
+    <w:lvlOverride w:ilvl="3">
+      <w:startOverride w:val="6"/>
+    </w:lvlOverride>
+    <w:lvlOverride w:ilvl="4">
+      <w:startOverride w:val="6"/>
+    </w:lvlOverride>
+    <w:lvlOverride w:ilvl="5">
+      <w:startOverride w:val="6"/>
+    </w:lvlOverride>
+    <w:lvlOverride w:ilvl="6">
+      <w:startOverride w:val="6"/>
+    </w:lvlOverride>
+    <w:lvlOverride w:ilvl="7">
+      <w:startOverride w:val="6"/>
+    </w:lvlOverride>
+    <w:lvlOverride w:ilvl="8">
+      <w:startOverride w:val="6"/>
+    </w:lvlOverride>
+  </w:num>
+  <w:num w:numId="1044">
+    <w:abstractNumId w:val="99417"/>
+    <w:lvlOverride w:ilvl="0">
+      <w:startOverride w:val="7"/>
+    </w:lvlOverride>
+    <w:lvlOverride w:ilvl="1">
+      <w:startOverride w:val="7"/>
+    </w:lvlOverride>
+    <w:lvlOverride w:ilvl="2">
+      <w:startOverride w:val="7"/>
+    </w:lvlOverride>
+    <w:lvlOverride w:ilvl="3">
+      <w:startOverride w:val="7"/>
+    </w:lvlOverride>
+    <w:lvlOverride w:ilvl="4">
+      <w:startOverride w:val="7"/>
+    </w:lvlOverride>
+    <w:lvlOverride w:ilvl="5">
+      <w:startOverride w:val="7"/>
+    </w:lvlOverride>
+    <w:lvlOverride w:ilvl="6">
+      <w:startOverride w:val="7"/>
+    </w:lvlOverride>
+    <w:lvlOverride w:ilvl="7">
+      <w:startOverride w:val="7"/>
+    </w:lvlOverride>
+    <w:lvlOverride w:ilvl="8">
+      <w:startOverride w:val="7"/>
     </w:lvlOverride>
   </w:num>
 </w:numbering>
